--- a/practice/data/theory/jungol/03_고등/3주차/2026년_3차_고등_수업_학생용_2019-2025.docx
+++ b/practice/data/theory/jungol/03_고등/3주차/2026년_3차_고등_수업_학생용_2019-2025.docx
@@ -218,7 +218,7 @@
                 <w:sz w:val="28"/>
                 <w:szCs w:val="28"/>
               </w:rPr>
-              <w:t>5</w:t>
+              <w:t>6</w:t>
             </w:r>
           </w:p>
         </w:tc>
@@ -647,10 +647,10 @@
             <v:path o:extrusionok="f" gradientshapeok="t" o:connecttype="rect"/>
             <o:lock v:ext="edit" aspectratio="t"/>
           </v:shapetype>
-          <v:shape id="_x0000_i1025" type="#_x0000_t75" style="width:473pt;height:367.2pt" o:ole="">
+          <v:shape id="_x0000_i1025" type="#_x0000_t75" style="width:472.65pt;height:367.15pt" o:ole="">
             <v:imagedata r:id="rId7" o:title=""/>
           </v:shape>
-          <o:OLEObject Type="Embed" ProgID="Photoshop.Image.23" ShapeID="_x0000_i1025" DrawAspect="Content" ObjectID="_1833927415" r:id="rId8">
+          <o:OLEObject Type="Embed" ProgID="Photoshop.Image.23" ShapeID="_x0000_i1025" DrawAspect="Content" ObjectID="_1833980348" r:id="rId8">
             <o:FieldCodes>\s</o:FieldCodes>
           </o:OLEObject>
         </w:object>
@@ -26809,95 +26809,267 @@
           <w:szCs w:val="24"/>
         </w:rPr>
       </w:pPr>
-      <w:r>
-        <w:rPr>
-          <w:rFonts w:ascii="Consolas" w:eastAsiaTheme="minorHAnsi" w:hAnsi="Consolas" w:cs="Consolas"/>
-          <w:sz w:val="24"/>
-          <w:szCs w:val="24"/>
-        </w:rPr>
-        <w:t xml:space="preserve">15. </w:t>
-      </w:r>
-      <w:r>
+    </w:p>
+    <w:p>
+      <w:pPr>
+        <w:rPr>
+          <w:rFonts w:ascii="Consolas" w:eastAsiaTheme="minorHAnsi" w:hAnsi="Consolas" w:cs="Consolas"/>
+          <w:sz w:val="24"/>
+          <w:szCs w:val="24"/>
+        </w:rPr>
+      </w:pPr>
+    </w:p>
+    <w:p>
+      <w:pPr>
+        <w:rPr>
+          <w:rFonts w:ascii="Consolas" w:eastAsiaTheme="minorHAnsi" w:hAnsi="Consolas" w:cs="Consolas"/>
+          <w:sz w:val="24"/>
+          <w:szCs w:val="24"/>
+        </w:rPr>
+      </w:pPr>
+    </w:p>
+    <w:p>
+      <w:pPr>
+        <w:rPr>
+          <w:rFonts w:ascii="Consolas" w:eastAsiaTheme="minorHAnsi" w:hAnsi="Consolas" w:cs="Consolas"/>
+          <w:sz w:val="24"/>
+          <w:szCs w:val="24"/>
+        </w:rPr>
+      </w:pPr>
+    </w:p>
+    <w:p>
+      <w:pPr>
+        <w:rPr>
+          <w:rFonts w:ascii="Consolas" w:eastAsiaTheme="minorHAnsi" w:hAnsi="Consolas" w:cs="Consolas"/>
+          <w:sz w:val="24"/>
+          <w:szCs w:val="24"/>
+        </w:rPr>
+      </w:pPr>
+    </w:p>
+    <w:p>
+      <w:pPr>
+        <w:rPr>
+          <w:rFonts w:ascii="Consolas" w:eastAsiaTheme="minorHAnsi" w:hAnsi="Consolas" w:cs="Consolas"/>
+          <w:sz w:val="24"/>
+          <w:szCs w:val="24"/>
+        </w:rPr>
+      </w:pPr>
+    </w:p>
+    <w:p>
+      <w:pPr>
+        <w:rPr>
+          <w:rFonts w:ascii="Consolas" w:eastAsiaTheme="minorHAnsi" w:hAnsi="Consolas" w:cs="Consolas"/>
+          <w:sz w:val="24"/>
+          <w:szCs w:val="24"/>
+        </w:rPr>
+      </w:pPr>
+    </w:p>
+    <w:p>
+      <w:pPr>
+        <w:rPr>
+          <w:rFonts w:ascii="Consolas" w:eastAsiaTheme="minorHAnsi" w:hAnsi="Consolas" w:cs="Consolas"/>
+          <w:sz w:val="24"/>
+          <w:szCs w:val="24"/>
+        </w:rPr>
+      </w:pPr>
+    </w:p>
+    <w:p>
+      <w:pPr>
+        <w:rPr>
+          <w:rFonts w:ascii="Consolas" w:eastAsiaTheme="minorHAnsi" w:hAnsi="Consolas" w:cs="Consolas"/>
+          <w:sz w:val="24"/>
+          <w:szCs w:val="24"/>
+        </w:rPr>
+      </w:pPr>
+    </w:p>
+    <w:p>
+      <w:pPr>
+        <w:rPr>
+          <w:rFonts w:ascii="Consolas" w:eastAsiaTheme="minorHAnsi" w:hAnsi="Consolas" w:cs="Consolas"/>
+          <w:sz w:val="24"/>
+          <w:szCs w:val="24"/>
+        </w:rPr>
+      </w:pPr>
+    </w:p>
+    <w:p>
+      <w:pPr>
+        <w:rPr>
+          <w:rFonts w:ascii="Consolas" w:eastAsiaTheme="minorHAnsi" w:hAnsi="Consolas" w:cs="Consolas"/>
+          <w:sz w:val="24"/>
+          <w:szCs w:val="24"/>
+        </w:rPr>
+      </w:pPr>
+    </w:p>
+    <w:p>
+      <w:pPr>
+        <w:rPr>
+          <w:rFonts w:ascii="Consolas" w:eastAsiaTheme="minorHAnsi" w:hAnsi="Consolas" w:cs="Consolas"/>
+          <w:sz w:val="24"/>
+          <w:szCs w:val="24"/>
+        </w:rPr>
+      </w:pPr>
+    </w:p>
+    <w:p>
+      <w:pPr>
+        <w:rPr>
+          <w:rFonts w:ascii="Consolas" w:eastAsiaTheme="minorHAnsi" w:hAnsi="Consolas" w:cs="Consolas"/>
+          <w:sz w:val="24"/>
+          <w:szCs w:val="24"/>
+        </w:rPr>
+      </w:pPr>
+    </w:p>
+    <w:p>
+      <w:pPr>
+        <w:rPr>
+          <w:rFonts w:ascii="Consolas" w:eastAsiaTheme="minorHAnsi" w:hAnsi="Consolas" w:cs="Consolas"/>
+          <w:sz w:val="24"/>
+          <w:szCs w:val="24"/>
+        </w:rPr>
+      </w:pPr>
+    </w:p>
+    <w:p>
+      <w:pPr>
+        <w:rPr>
+          <w:rFonts w:ascii="Consolas" w:eastAsiaTheme="minorHAnsi" w:hAnsi="Consolas" w:cs="Consolas"/>
+          <w:sz w:val="24"/>
+          <w:szCs w:val="24"/>
+        </w:rPr>
+      </w:pPr>
+    </w:p>
+    <w:p>
+      <w:pPr>
+        <w:rPr>
+          <w:rFonts w:ascii="Consolas" w:eastAsiaTheme="minorHAnsi" w:hAnsi="Consolas" w:cs="Consolas" w:hint="eastAsia"/>
+          <w:sz w:val="24"/>
+          <w:szCs w:val="24"/>
+        </w:rPr>
+      </w:pPr>
+    </w:p>
+    <w:p>
+      <w:pPr>
+        <w:pStyle w:val="FirstParagraph"/>
+        <w:numPr>
+          <w:ilvl w:val="0"/>
+          <w:numId w:val="21"/>
+        </w:numPr>
         <w:rPr>
           <w:rFonts w:ascii="Consolas" w:hAnsi="Consolas"/>
-          <w:sz w:val="24"/>
-          <w:szCs w:val="24"/>
-        </w:rPr>
-        <w:t>다음</w:t>
+        </w:rPr>
+      </w:pPr>
+      <w:r>
+        <w:rPr>
+          <w:rFonts w:ascii="Consolas" w:hAnsi="Consolas" w:hint="eastAsia"/>
+        </w:rPr>
+        <w:lastRenderedPageBreak/>
+        <w:t>두</w:t>
       </w:r>
       <w:r>
         <w:rPr>
           <w:rFonts w:ascii="Consolas" w:hAnsi="Consolas"/>
-          <w:sz w:val="24"/>
-          <w:szCs w:val="24"/>
-        </w:rPr>
-        <w:t xml:space="preserve"> </w:t>
+        </w:rPr>
+        <w:t xml:space="preserve"> </w:t>
+      </w:r>
+      <w:r>
+        <w:rPr>
+          <w:rFonts w:ascii="Consolas" w:hAnsi="Consolas" w:hint="eastAsia"/>
+        </w:rPr>
+        <w:t>사람</w:t>
       </w:r>
       <w:r>
         <w:rPr>
           <w:rFonts w:ascii="Consolas" w:hAnsi="Consolas"/>
-          <w:sz w:val="24"/>
-          <w:szCs w:val="24"/>
-        </w:rPr>
-        <w:t>두</w:t>
+        </w:rPr>
+        <w:t xml:space="preserve"> A</w:t>
+      </w:r>
+      <w:r>
+        <w:rPr>
+          <w:rFonts w:ascii="Consolas" w:hAnsi="Consolas" w:hint="eastAsia"/>
+        </w:rPr>
+        <w:t>와</w:t>
       </w:r>
       <w:r>
         <w:rPr>
           <w:rFonts w:ascii="Consolas" w:hAnsi="Consolas"/>
-          <w:sz w:val="24"/>
-          <w:szCs w:val="24"/>
-        </w:rPr>
-        <w:t xml:space="preserve"> </w:t>
+        </w:rPr>
+        <w:t xml:space="preserve"> B</w:t>
+      </w:r>
+      <w:r>
+        <w:rPr>
+          <w:rFonts w:ascii="Consolas" w:hAnsi="Consolas" w:hint="eastAsia"/>
+        </w:rPr>
+        <w:t>가</w:t>
       </w:r>
       <w:r>
         <w:rPr>
           <w:rFonts w:ascii="Consolas" w:hAnsi="Consolas"/>
-          <w:sz w:val="24"/>
-          <w:szCs w:val="24"/>
-        </w:rPr>
-        <w:t>조건을</w:t>
+        </w:rPr>
+        <w:t xml:space="preserve"> </w:t>
+      </w:r>
+      <w:r>
+        <w:rPr>
+          <w:rFonts w:ascii="Consolas" w:hAnsi="Consolas" w:hint="eastAsia"/>
+        </w:rPr>
+        <w:t>다음과</w:t>
       </w:r>
       <w:r>
         <w:rPr>
           <w:rFonts w:ascii="Consolas" w:hAnsi="Consolas"/>
-          <w:sz w:val="24"/>
-          <w:szCs w:val="24"/>
-        </w:rPr>
-        <w:t xml:space="preserve"> </w:t>
+        </w:rPr>
+        <w:t xml:space="preserve"> </w:t>
+      </w:r>
+      <w:r>
+        <w:rPr>
+          <w:rFonts w:ascii="Consolas" w:hAnsi="Consolas" w:hint="eastAsia"/>
+        </w:rPr>
+        <w:t>같은</w:t>
       </w:r>
       <w:r>
         <w:rPr>
           <w:rFonts w:ascii="Consolas" w:hAnsi="Consolas"/>
-          <w:sz w:val="24"/>
-          <w:szCs w:val="24"/>
-        </w:rPr>
-        <w:t>만족하는</w:t>
+        </w:rPr>
+        <w:t xml:space="preserve"> </w:t>
+      </w:r>
+      <w:r>
+        <w:rPr>
+          <w:rFonts w:ascii="Consolas" w:hAnsi="Consolas" w:hint="eastAsia"/>
+        </w:rPr>
+        <w:t>게임을</w:t>
       </w:r>
       <w:r>
         <w:rPr>
           <w:rFonts w:ascii="Consolas" w:hAnsi="Consolas"/>
-          <w:sz w:val="24"/>
-          <w:szCs w:val="24"/>
-        </w:rPr>
-        <w:t xml:space="preserve"> </w:t>
-      </w:r>
-      <w:bookmarkStart w:id="0" w:name="_GoBack"/>
-      <w:bookmarkEnd w:id="0"/>
+        </w:rPr>
+        <w:t xml:space="preserve"> </w:t>
+      </w:r>
+      <w:r>
+        <w:rPr>
+          <w:rFonts w:ascii="Consolas" w:hAnsi="Consolas" w:hint="eastAsia"/>
+        </w:rPr>
+        <w:t>한다</w:t>
+      </w:r>
       <w:r>
         <w:rPr>
           <w:rFonts w:ascii="Consolas" w:hAnsi="Consolas"/>
-          <w:sz w:val="24"/>
-          <w:szCs w:val="24"/>
-        </w:rPr>
-        <w:t>서로</w:t>
-      </w:r>
-      <w:r>
+        </w:rPr>
+        <w:t>.</w:t>
+      </w:r>
+    </w:p>
+    <w:p>
+      <w:pPr>
+        <w:pStyle w:val="aa"/>
         <w:rPr>
           <w:rFonts w:ascii="Consolas" w:hAnsi="Consolas"/>
           <w:sz w:val="24"/>
           <w:szCs w:val="24"/>
         </w:rPr>
-        <w:t xml:space="preserve"> </w:t>
+      </w:pPr>
+      <w:r>
+        <w:rPr>
+          <w:rFonts w:ascii="Consolas" w:hAnsi="Consolas" w:hint="eastAsia"/>
+          <w:sz w:val="24"/>
+          <w:szCs w:val="24"/>
+        </w:rPr>
+        <w:t>처음에</w:t>
       </w:r>
       <w:r>
         <w:rPr>
@@ -26905,7 +27077,15 @@
           <w:sz w:val="24"/>
           <w:szCs w:val="24"/>
         </w:rPr>
-        <w:t>다른</w:t>
+        <w:t xml:space="preserve"> </w:t>
+      </w:r>
+      <w:r>
+        <w:rPr>
+          <w:rFonts w:ascii="Consolas" w:hAnsi="Consolas" w:hint="eastAsia"/>
+          <w:sz w:val="24"/>
+          <w:szCs w:val="24"/>
+        </w:rPr>
+        <w:t>탁자</w:t>
       </w:r>
       <w:r>
         <w:rPr>
@@ -26917,129 +27097,1063 @@
       </w:r>
       <w:r>
         <w:rPr>
+          <w:rFonts w:ascii="Consolas" w:hAnsi="Consolas" w:hint="eastAsia"/>
+          <w:sz w:val="24"/>
+          <w:szCs w:val="24"/>
+        </w:rPr>
+        <w:t>위에</w:t>
+      </w:r>
+      <w:r>
+        <w:rPr>
           <w:rFonts w:ascii="Consolas" w:hAnsi="Consolas"/>
           <w:sz w:val="24"/>
           <w:szCs w:val="24"/>
         </w:rPr>
-        <w:t>세</w:t>
-      </w:r>
-      <w:r>
-        <w:rPr>
-          <w:rFonts w:ascii="Consolas" w:hAnsi="Consolas"/>
-          <w:sz w:val="24"/>
-          <w:szCs w:val="24"/>
-        </w:rPr>
-        <w:t xml:space="preserve"> </w:t>
-      </w:r>
-      <w:r>
-        <w:rPr>
-          <w:rFonts w:ascii="Consolas" w:hAnsi="Consolas"/>
-          <w:sz w:val="24"/>
-          <w:szCs w:val="24"/>
-        </w:rPr>
-        <w:t>정수의</w:t>
-      </w:r>
-      <w:r>
-        <w:rPr>
-          <w:rFonts w:ascii="Consolas" w:hAnsi="Consolas"/>
-          <w:sz w:val="24"/>
-          <w:szCs w:val="24"/>
-        </w:rPr>
-        <w:t xml:space="preserve"> </w:t>
-      </w:r>
-      <w:r>
-        <w:rPr>
-          <w:rFonts w:ascii="Consolas" w:hAnsi="Consolas"/>
-          <w:sz w:val="24"/>
-          <w:szCs w:val="24"/>
-        </w:rPr>
-        <w:t>순서쌍</w:t>
-      </w:r>
-      <w:r>
-        <w:rPr>
-          <w:rFonts w:ascii="Consolas" w:hAnsi="Consolas"/>
-          <w:sz w:val="24"/>
-          <w:szCs w:val="24"/>
-        </w:rPr>
         <w:t xml:space="preserve"> </w:t>
       </w:r>
       <m:oMath>
-        <m:r>
-          <m:rPr>
-            <m:sty m:val="p"/>
-          </m:rPr>
-          <w:rPr>
-            <w:rFonts w:ascii="Cambria Math" w:hAnsi="Cambria Math"/>
-            <w:sz w:val="24"/>
-            <w:szCs w:val="24"/>
-          </w:rPr>
-          <m:t>(</m:t>
-        </m:r>
         <m:r>
           <w:rPr>
             <w:rFonts w:ascii="Cambria Math" w:hAnsi="Cambria Math"/>
             <w:sz w:val="24"/>
             <w:szCs w:val="24"/>
           </w:rPr>
-          <m:t>x</m:t>
+          <m:t>n</m:t>
         </m:r>
-        <m:r>
-          <m:rPr>
-            <m:sty m:val="p"/>
-          </m:rPr>
-          <w:rPr>
-            <w:rFonts w:ascii="Cambria Math" w:hAnsi="Cambria Math"/>
-            <w:sz w:val="24"/>
-            <w:szCs w:val="24"/>
-          </w:rPr>
-          <m:t>,</m:t>
-        </m:r>
+      </m:oMath>
+      <w:r>
+        <w:rPr>
+          <w:rFonts w:ascii="Consolas" w:hAnsi="Consolas" w:hint="eastAsia"/>
+          <w:sz w:val="24"/>
+          <w:szCs w:val="24"/>
+        </w:rPr>
+        <w:t>개의</w:t>
+      </w:r>
+      <w:r>
+        <w:rPr>
+          <w:rFonts w:ascii="Consolas" w:hAnsi="Consolas"/>
+          <w:sz w:val="24"/>
+          <w:szCs w:val="24"/>
+        </w:rPr>
+        <w:t xml:space="preserve"> </w:t>
+      </w:r>
+      <w:r>
+        <w:rPr>
+          <w:rFonts w:ascii="Consolas" w:hAnsi="Consolas" w:hint="eastAsia"/>
+          <w:sz w:val="24"/>
+          <w:szCs w:val="24"/>
+        </w:rPr>
+        <w:t>돌이</w:t>
+      </w:r>
+      <w:r>
+        <w:rPr>
+          <w:rFonts w:ascii="Consolas" w:hAnsi="Consolas"/>
+          <w:sz w:val="24"/>
+          <w:szCs w:val="24"/>
+        </w:rPr>
+        <w:t xml:space="preserve"> </w:t>
+      </w:r>
+      <w:r>
+        <w:rPr>
+          <w:rFonts w:ascii="Consolas" w:hAnsi="Consolas" w:hint="eastAsia"/>
+          <w:sz w:val="24"/>
+          <w:szCs w:val="24"/>
+        </w:rPr>
+        <w:t>있다</w:t>
+      </w:r>
+      <w:r>
+        <w:rPr>
+          <w:rFonts w:ascii="Consolas" w:hAnsi="Consolas"/>
+          <w:sz w:val="24"/>
+          <w:szCs w:val="24"/>
+        </w:rPr>
+        <w:t>.</w:t>
+      </w:r>
+    </w:p>
+    <w:p>
+      <w:pPr>
+        <w:pStyle w:val="aa"/>
+        <w:rPr>
+          <w:rFonts w:ascii="Consolas" w:hAnsi="Consolas"/>
+          <w:sz w:val="24"/>
+          <w:szCs w:val="24"/>
+        </w:rPr>
+      </w:pPr>
+      <w:r>
+        <w:rPr>
+          <w:rFonts w:ascii="Consolas" w:hAnsi="Consolas"/>
+          <w:sz w:val="24"/>
+          <w:szCs w:val="24"/>
+        </w:rPr>
+        <w:t>A</w:t>
+      </w:r>
+      <w:r>
+        <w:rPr>
+          <w:rFonts w:ascii="Consolas" w:hAnsi="Consolas" w:hint="eastAsia"/>
+          <w:sz w:val="24"/>
+          <w:szCs w:val="24"/>
+        </w:rPr>
+        <w:t>부터</w:t>
+      </w:r>
+      <w:r>
+        <w:rPr>
+          <w:rFonts w:ascii="Consolas" w:hAnsi="Consolas"/>
+          <w:sz w:val="24"/>
+          <w:szCs w:val="24"/>
+        </w:rPr>
+        <w:t xml:space="preserve"> </w:t>
+      </w:r>
+      <w:r>
+        <w:rPr>
+          <w:rFonts w:ascii="Consolas" w:hAnsi="Consolas" w:hint="eastAsia"/>
+          <w:sz w:val="24"/>
+          <w:szCs w:val="24"/>
+        </w:rPr>
+        <w:t>시작해서</w:t>
+      </w:r>
+      <w:r>
+        <w:rPr>
+          <w:rFonts w:ascii="Consolas" w:hAnsi="Consolas"/>
+          <w:sz w:val="24"/>
+          <w:szCs w:val="24"/>
+        </w:rPr>
+        <w:t xml:space="preserve"> </w:t>
+      </w:r>
+      <w:r>
+        <w:rPr>
+          <w:rFonts w:ascii="Consolas" w:hAnsi="Consolas" w:hint="eastAsia"/>
+          <w:sz w:val="24"/>
+          <w:szCs w:val="24"/>
+        </w:rPr>
+        <w:t>번갈아</w:t>
+      </w:r>
+      <w:r>
+        <w:rPr>
+          <w:rFonts w:ascii="Consolas" w:hAnsi="Consolas"/>
+          <w:sz w:val="24"/>
+          <w:szCs w:val="24"/>
+        </w:rPr>
+        <w:t xml:space="preserve"> </w:t>
+      </w:r>
+      <w:r>
+        <w:rPr>
+          <w:rFonts w:ascii="Consolas" w:hAnsi="Consolas" w:hint="eastAsia"/>
+          <w:sz w:val="24"/>
+          <w:szCs w:val="24"/>
+        </w:rPr>
+        <w:t>가면서</w:t>
+      </w:r>
+      <w:r>
+        <w:rPr>
+          <w:rFonts w:ascii="Consolas" w:hAnsi="Consolas"/>
+          <w:sz w:val="24"/>
+          <w:szCs w:val="24"/>
+        </w:rPr>
+        <w:t xml:space="preserve"> </w:t>
+      </w:r>
+      <w:r>
+        <w:rPr>
+          <w:rFonts w:ascii="Consolas" w:hAnsi="Consolas" w:hint="eastAsia"/>
+          <w:sz w:val="24"/>
+          <w:szCs w:val="24"/>
+        </w:rPr>
+        <w:t>게임을</w:t>
+      </w:r>
+      <w:r>
+        <w:rPr>
+          <w:rFonts w:ascii="Consolas" w:hAnsi="Consolas"/>
+          <w:sz w:val="24"/>
+          <w:szCs w:val="24"/>
+        </w:rPr>
+        <w:t xml:space="preserve"> </w:t>
+      </w:r>
+      <w:r>
+        <w:rPr>
+          <w:rFonts w:ascii="Consolas" w:hAnsi="Consolas" w:hint="eastAsia"/>
+          <w:sz w:val="24"/>
+          <w:szCs w:val="24"/>
+        </w:rPr>
+        <w:t>진행한다</w:t>
+      </w:r>
+      <w:r>
+        <w:rPr>
+          <w:rFonts w:ascii="Consolas" w:hAnsi="Consolas"/>
+          <w:sz w:val="24"/>
+          <w:szCs w:val="24"/>
+        </w:rPr>
+        <w:t>. A</w:t>
+      </w:r>
+      <w:r>
+        <w:rPr>
+          <w:rFonts w:ascii="Consolas" w:hAnsi="Consolas" w:hint="eastAsia"/>
+          <w:sz w:val="24"/>
+          <w:szCs w:val="24"/>
+        </w:rPr>
+        <w:t>는</w:t>
+      </w:r>
+      <w:r>
+        <w:rPr>
+          <w:rFonts w:ascii="Consolas" w:hAnsi="Consolas"/>
+          <w:sz w:val="24"/>
+          <w:szCs w:val="24"/>
+        </w:rPr>
+        <w:t xml:space="preserve"> </w:t>
+      </w:r>
+      <w:r>
+        <w:rPr>
+          <w:rFonts w:ascii="Consolas" w:hAnsi="Consolas" w:hint="eastAsia"/>
+          <w:sz w:val="24"/>
+          <w:szCs w:val="24"/>
+        </w:rPr>
+        <w:t>자신의</w:t>
+      </w:r>
+      <w:r>
+        <w:rPr>
+          <w:rFonts w:ascii="Consolas" w:hAnsi="Consolas"/>
+          <w:sz w:val="24"/>
+          <w:szCs w:val="24"/>
+        </w:rPr>
+        <w:t xml:space="preserve"> </w:t>
+      </w:r>
+      <w:r>
+        <w:rPr>
+          <w:rFonts w:ascii="Consolas" w:hAnsi="Consolas" w:hint="eastAsia"/>
+          <w:sz w:val="24"/>
+          <w:szCs w:val="24"/>
+        </w:rPr>
+        <w:t>차례에</w:t>
+      </w:r>
+      <w:r>
+        <w:rPr>
+          <w:rFonts w:ascii="Consolas" w:hAnsi="Consolas"/>
+          <w:sz w:val="24"/>
+          <w:szCs w:val="24"/>
+        </w:rPr>
+        <w:t xml:space="preserve"> 13</w:t>
+      </w:r>
+      <w:r>
+        <w:rPr>
+          <w:rFonts w:ascii="Consolas" w:hAnsi="Consolas" w:hint="eastAsia"/>
+          <w:sz w:val="24"/>
+          <w:szCs w:val="24"/>
+        </w:rPr>
+        <w:t>의</w:t>
+      </w:r>
+      <w:r>
+        <w:rPr>
+          <w:rFonts w:ascii="Consolas" w:hAnsi="Consolas"/>
+          <w:sz w:val="24"/>
+          <w:szCs w:val="24"/>
+        </w:rPr>
+        <w:t xml:space="preserve"> </w:t>
+      </w:r>
+      <w:r>
+        <w:rPr>
+          <w:rFonts w:ascii="Consolas" w:hAnsi="Consolas" w:hint="eastAsia"/>
+          <w:sz w:val="24"/>
+          <w:szCs w:val="24"/>
+        </w:rPr>
+        <w:t>배수인</w:t>
+      </w:r>
+      <w:r>
+        <w:rPr>
+          <w:rFonts w:ascii="Consolas" w:hAnsi="Consolas"/>
+          <w:sz w:val="24"/>
+          <w:szCs w:val="24"/>
+        </w:rPr>
+        <w:t xml:space="preserve"> </w:t>
+      </w:r>
+      <w:r>
+        <w:rPr>
+          <w:rFonts w:ascii="Consolas" w:hAnsi="Consolas" w:hint="eastAsia"/>
+          <w:sz w:val="24"/>
+          <w:szCs w:val="24"/>
+        </w:rPr>
+        <w:t>양수</w:t>
+      </w:r>
+      <w:r>
+        <w:rPr>
+          <w:rFonts w:ascii="Consolas" w:hAnsi="Consolas"/>
+          <w:sz w:val="24"/>
+          <w:szCs w:val="24"/>
+        </w:rPr>
+        <w:t xml:space="preserve"> </w:t>
+      </w:r>
+      <w:r>
+        <w:rPr>
+          <w:rFonts w:ascii="Consolas" w:hAnsi="Consolas" w:hint="eastAsia"/>
+          <w:sz w:val="24"/>
+          <w:szCs w:val="24"/>
+        </w:rPr>
+        <w:t>개수의</w:t>
+      </w:r>
+      <w:r>
+        <w:rPr>
+          <w:rFonts w:ascii="Consolas" w:hAnsi="Consolas"/>
+          <w:sz w:val="24"/>
+          <w:szCs w:val="24"/>
+        </w:rPr>
+        <w:t xml:space="preserve"> </w:t>
+      </w:r>
+      <w:r>
+        <w:rPr>
+          <w:rFonts w:ascii="Consolas" w:hAnsi="Consolas" w:hint="eastAsia"/>
+          <w:sz w:val="24"/>
+          <w:szCs w:val="24"/>
+        </w:rPr>
+        <w:t>돌만</w:t>
+      </w:r>
+      <w:r>
+        <w:rPr>
+          <w:rFonts w:ascii="Consolas" w:hAnsi="Consolas"/>
+          <w:sz w:val="24"/>
+          <w:szCs w:val="24"/>
+        </w:rPr>
+        <w:t xml:space="preserve"> </w:t>
+      </w:r>
+      <w:r>
+        <w:rPr>
+          <w:rFonts w:ascii="Consolas" w:hAnsi="Consolas" w:hint="eastAsia"/>
+          <w:sz w:val="24"/>
+          <w:szCs w:val="24"/>
+        </w:rPr>
+        <w:t>가져갈</w:t>
+      </w:r>
+      <w:r>
+        <w:rPr>
+          <w:rFonts w:ascii="Consolas" w:hAnsi="Consolas"/>
+          <w:sz w:val="24"/>
+          <w:szCs w:val="24"/>
+        </w:rPr>
+        <w:t xml:space="preserve"> </w:t>
+      </w:r>
+      <w:r>
+        <w:rPr>
+          <w:rFonts w:ascii="Consolas" w:hAnsi="Consolas" w:hint="eastAsia"/>
+          <w:sz w:val="24"/>
+          <w:szCs w:val="24"/>
+        </w:rPr>
+        <w:t>수</w:t>
+      </w:r>
+      <w:r>
+        <w:rPr>
+          <w:rFonts w:ascii="Consolas" w:hAnsi="Consolas"/>
+          <w:sz w:val="24"/>
+          <w:szCs w:val="24"/>
+        </w:rPr>
+        <w:t xml:space="preserve"> </w:t>
+      </w:r>
+      <w:r>
+        <w:rPr>
+          <w:rFonts w:ascii="Consolas" w:hAnsi="Consolas" w:hint="eastAsia"/>
+          <w:sz w:val="24"/>
+          <w:szCs w:val="24"/>
+        </w:rPr>
+        <w:t>있다</w:t>
+      </w:r>
+      <w:r>
+        <w:rPr>
+          <w:rFonts w:ascii="Consolas" w:hAnsi="Consolas"/>
+          <w:sz w:val="24"/>
+          <w:szCs w:val="24"/>
+        </w:rPr>
+        <w:t>. B</w:t>
+      </w:r>
+      <w:r>
+        <w:rPr>
+          <w:rFonts w:ascii="Consolas" w:hAnsi="Consolas" w:hint="eastAsia"/>
+          <w:sz w:val="24"/>
+          <w:szCs w:val="24"/>
+        </w:rPr>
+        <w:t>는</w:t>
+      </w:r>
+      <w:r>
+        <w:rPr>
+          <w:rFonts w:ascii="Consolas" w:hAnsi="Consolas"/>
+          <w:sz w:val="24"/>
+          <w:szCs w:val="24"/>
+        </w:rPr>
+        <w:t xml:space="preserve"> </w:t>
+      </w:r>
+      <w:r>
+        <w:rPr>
+          <w:rFonts w:ascii="Consolas" w:hAnsi="Consolas" w:hint="eastAsia"/>
+          <w:sz w:val="24"/>
+          <w:szCs w:val="24"/>
+        </w:rPr>
+        <w:t>자신의</w:t>
+      </w:r>
+      <w:r>
+        <w:rPr>
+          <w:rFonts w:ascii="Consolas" w:hAnsi="Consolas"/>
+          <w:sz w:val="24"/>
+          <w:szCs w:val="24"/>
+        </w:rPr>
+        <w:t xml:space="preserve"> </w:t>
+      </w:r>
+      <w:r>
+        <w:rPr>
+          <w:rFonts w:ascii="Consolas" w:hAnsi="Consolas" w:hint="eastAsia"/>
+          <w:sz w:val="24"/>
+          <w:szCs w:val="24"/>
+        </w:rPr>
+        <w:t>차례에</w:t>
+      </w:r>
+      <w:r>
+        <w:rPr>
+          <w:rFonts w:ascii="Consolas" w:hAnsi="Consolas"/>
+          <w:sz w:val="24"/>
+          <w:szCs w:val="24"/>
+        </w:rPr>
+        <w:t xml:space="preserve"> 9</w:t>
+      </w:r>
+      <w:r>
+        <w:rPr>
+          <w:rFonts w:ascii="Consolas" w:hAnsi="Consolas" w:hint="eastAsia"/>
+          <w:sz w:val="24"/>
+          <w:szCs w:val="24"/>
+        </w:rPr>
+        <w:t>의</w:t>
+      </w:r>
+      <w:r>
+        <w:rPr>
+          <w:rFonts w:ascii="Consolas" w:hAnsi="Consolas"/>
+          <w:sz w:val="24"/>
+          <w:szCs w:val="24"/>
+        </w:rPr>
+        <w:t xml:space="preserve"> </w:t>
+      </w:r>
+      <w:r>
+        <w:rPr>
+          <w:rFonts w:ascii="Consolas" w:hAnsi="Consolas" w:hint="eastAsia"/>
+          <w:sz w:val="24"/>
+          <w:szCs w:val="24"/>
+        </w:rPr>
+        <w:t>배수인</w:t>
+      </w:r>
+      <w:r>
+        <w:rPr>
+          <w:rFonts w:ascii="Consolas" w:hAnsi="Consolas"/>
+          <w:sz w:val="24"/>
+          <w:szCs w:val="24"/>
+        </w:rPr>
+        <w:t xml:space="preserve"> </w:t>
+      </w:r>
+      <w:r>
+        <w:rPr>
+          <w:rFonts w:ascii="Consolas" w:hAnsi="Consolas" w:hint="eastAsia"/>
+          <w:sz w:val="24"/>
+          <w:szCs w:val="24"/>
+        </w:rPr>
+        <w:t>양수</w:t>
+      </w:r>
+      <w:r>
+        <w:rPr>
+          <w:rFonts w:ascii="Consolas" w:hAnsi="Consolas"/>
+          <w:sz w:val="24"/>
+          <w:szCs w:val="24"/>
+        </w:rPr>
+        <w:t xml:space="preserve"> </w:t>
+      </w:r>
+      <w:r>
+        <w:rPr>
+          <w:rFonts w:ascii="Consolas" w:hAnsi="Consolas" w:hint="eastAsia"/>
+          <w:sz w:val="24"/>
+          <w:szCs w:val="24"/>
+        </w:rPr>
+        <w:t>개수의</w:t>
+      </w:r>
+      <w:r>
+        <w:rPr>
+          <w:rFonts w:ascii="Consolas" w:hAnsi="Consolas"/>
+          <w:sz w:val="24"/>
+          <w:szCs w:val="24"/>
+        </w:rPr>
+        <w:t xml:space="preserve"> </w:t>
+      </w:r>
+      <w:r>
+        <w:rPr>
+          <w:rFonts w:ascii="Consolas" w:hAnsi="Consolas" w:hint="eastAsia"/>
+          <w:sz w:val="24"/>
+          <w:szCs w:val="24"/>
+        </w:rPr>
+        <w:t>돌만</w:t>
+      </w:r>
+      <w:r>
+        <w:rPr>
+          <w:rFonts w:ascii="Consolas" w:hAnsi="Consolas"/>
+          <w:sz w:val="24"/>
+          <w:szCs w:val="24"/>
+        </w:rPr>
+        <w:t xml:space="preserve"> </w:t>
+      </w:r>
+      <w:r>
+        <w:rPr>
+          <w:rFonts w:ascii="Consolas" w:hAnsi="Consolas" w:hint="eastAsia"/>
+          <w:sz w:val="24"/>
+          <w:szCs w:val="24"/>
+        </w:rPr>
+        <w:t>가져갈</w:t>
+      </w:r>
+      <w:r>
+        <w:rPr>
+          <w:rFonts w:ascii="Consolas" w:hAnsi="Consolas"/>
+          <w:sz w:val="24"/>
+          <w:szCs w:val="24"/>
+        </w:rPr>
+        <w:t xml:space="preserve"> </w:t>
+      </w:r>
+      <w:r>
+        <w:rPr>
+          <w:rFonts w:ascii="Consolas" w:hAnsi="Consolas" w:hint="eastAsia"/>
+          <w:sz w:val="24"/>
+          <w:szCs w:val="24"/>
+        </w:rPr>
+        <w:t>수</w:t>
+      </w:r>
+      <w:r>
+        <w:rPr>
+          <w:rFonts w:ascii="Consolas" w:hAnsi="Consolas"/>
+          <w:sz w:val="24"/>
+          <w:szCs w:val="24"/>
+        </w:rPr>
+        <w:t xml:space="preserve"> </w:t>
+      </w:r>
+      <w:r>
+        <w:rPr>
+          <w:rFonts w:ascii="Consolas" w:hAnsi="Consolas" w:hint="eastAsia"/>
+          <w:sz w:val="24"/>
+          <w:szCs w:val="24"/>
+        </w:rPr>
+        <w:t>있다</w:t>
+      </w:r>
+      <w:r>
+        <w:rPr>
+          <w:rFonts w:ascii="Consolas" w:hAnsi="Consolas"/>
+          <w:sz w:val="24"/>
+          <w:szCs w:val="24"/>
+        </w:rPr>
+        <w:t xml:space="preserve">. </w:t>
+      </w:r>
+      <w:r>
+        <w:rPr>
+          <w:rFonts w:ascii="Consolas" w:hAnsi="Consolas" w:hint="eastAsia"/>
+          <w:sz w:val="24"/>
+          <w:szCs w:val="24"/>
+        </w:rPr>
+        <w:t>자신의</w:t>
+      </w:r>
+      <w:r>
+        <w:rPr>
+          <w:rFonts w:ascii="Consolas" w:hAnsi="Consolas"/>
+          <w:sz w:val="24"/>
+          <w:szCs w:val="24"/>
+        </w:rPr>
+        <w:t xml:space="preserve"> </w:t>
+      </w:r>
+      <w:r>
+        <w:rPr>
+          <w:rFonts w:ascii="Consolas" w:hAnsi="Consolas" w:hint="eastAsia"/>
+          <w:sz w:val="24"/>
+          <w:szCs w:val="24"/>
+        </w:rPr>
+        <w:t>차례에</w:t>
+      </w:r>
+      <w:r>
+        <w:rPr>
+          <w:rFonts w:ascii="Consolas" w:hAnsi="Consolas"/>
+          <w:sz w:val="24"/>
+          <w:szCs w:val="24"/>
+        </w:rPr>
+        <w:t xml:space="preserve"> </w:t>
+      </w:r>
+      <w:r>
+        <w:rPr>
+          <w:rFonts w:ascii="Consolas" w:hAnsi="Consolas" w:hint="eastAsia"/>
+          <w:sz w:val="24"/>
+          <w:szCs w:val="24"/>
+        </w:rPr>
+        <w:t>돌을</w:t>
+      </w:r>
+      <w:r>
+        <w:rPr>
+          <w:rFonts w:ascii="Consolas" w:hAnsi="Consolas"/>
+          <w:sz w:val="24"/>
+          <w:szCs w:val="24"/>
+        </w:rPr>
+        <w:t xml:space="preserve"> </w:t>
+      </w:r>
+      <w:r>
+        <w:rPr>
+          <w:rFonts w:ascii="Consolas" w:hAnsi="Consolas" w:hint="eastAsia"/>
+          <w:sz w:val="24"/>
+          <w:szCs w:val="24"/>
+        </w:rPr>
+        <w:t>가져갈</w:t>
+      </w:r>
+      <w:r>
+        <w:rPr>
+          <w:rFonts w:ascii="Consolas" w:hAnsi="Consolas"/>
+          <w:sz w:val="24"/>
+          <w:szCs w:val="24"/>
+        </w:rPr>
+        <w:t xml:space="preserve"> </w:t>
+      </w:r>
+      <w:r>
+        <w:rPr>
+          <w:rFonts w:ascii="Consolas" w:hAnsi="Consolas" w:hint="eastAsia"/>
+          <w:sz w:val="24"/>
+          <w:szCs w:val="24"/>
+        </w:rPr>
+        <w:t>수</w:t>
+      </w:r>
+      <w:r>
+        <w:rPr>
+          <w:rFonts w:ascii="Consolas" w:hAnsi="Consolas"/>
+          <w:sz w:val="24"/>
+          <w:szCs w:val="24"/>
+        </w:rPr>
+        <w:t xml:space="preserve"> </w:t>
+      </w:r>
+      <w:r>
+        <w:rPr>
+          <w:rFonts w:ascii="Consolas" w:hAnsi="Consolas" w:hint="eastAsia"/>
+          <w:sz w:val="24"/>
+          <w:szCs w:val="24"/>
+        </w:rPr>
+        <w:t>없는</w:t>
+      </w:r>
+      <w:r>
+        <w:rPr>
+          <w:rFonts w:ascii="Consolas" w:hAnsi="Consolas"/>
+          <w:sz w:val="24"/>
+          <w:szCs w:val="24"/>
+        </w:rPr>
+        <w:t xml:space="preserve"> </w:t>
+      </w:r>
+      <w:r>
+        <w:rPr>
+          <w:rFonts w:ascii="Consolas" w:hAnsi="Consolas" w:hint="eastAsia"/>
+          <w:sz w:val="24"/>
+          <w:szCs w:val="24"/>
+        </w:rPr>
+        <w:t>사람이</w:t>
+      </w:r>
+      <w:r>
+        <w:rPr>
+          <w:rFonts w:ascii="Consolas" w:hAnsi="Consolas"/>
+          <w:sz w:val="24"/>
+          <w:szCs w:val="24"/>
+        </w:rPr>
+        <w:t xml:space="preserve"> </w:t>
+      </w:r>
+      <w:r>
+        <w:rPr>
+          <w:rFonts w:ascii="Consolas" w:hAnsi="Consolas" w:hint="eastAsia"/>
+          <w:sz w:val="24"/>
+          <w:szCs w:val="24"/>
+        </w:rPr>
+        <w:t>진다</w:t>
+      </w:r>
+      <w:r>
+        <w:rPr>
+          <w:rFonts w:ascii="Consolas" w:hAnsi="Consolas"/>
+          <w:sz w:val="24"/>
+          <w:szCs w:val="24"/>
+        </w:rPr>
+        <w:t>.</w:t>
+      </w:r>
+    </w:p>
+    <w:p>
+      <w:pPr>
+        <w:pStyle w:val="aa"/>
+        <w:rPr>
+          <w:rFonts w:ascii="Consolas" w:hAnsi="Consolas"/>
+          <w:sz w:val="24"/>
+          <w:szCs w:val="24"/>
+        </w:rPr>
+      </w:pPr>
+      <w:r>
+        <w:rPr>
+          <w:rFonts w:ascii="Consolas" w:hAnsi="Consolas"/>
+          <w:sz w:val="24"/>
+          <w:szCs w:val="24"/>
+        </w:rPr>
+        <w:t>A</w:t>
+      </w:r>
+      <w:r>
+        <w:rPr>
+          <w:rFonts w:ascii="Consolas" w:hAnsi="Consolas" w:hint="eastAsia"/>
+          <w:sz w:val="24"/>
+          <w:szCs w:val="24"/>
+        </w:rPr>
+        <w:t>와</w:t>
+      </w:r>
+      <w:r>
+        <w:rPr>
+          <w:rFonts w:ascii="Consolas" w:hAnsi="Consolas"/>
+          <w:sz w:val="24"/>
+          <w:szCs w:val="24"/>
+        </w:rPr>
+        <w:t xml:space="preserve"> B </w:t>
+      </w:r>
+      <w:r>
+        <w:rPr>
+          <w:rFonts w:ascii="Consolas" w:hAnsi="Consolas" w:hint="eastAsia"/>
+          <w:sz w:val="24"/>
+          <w:szCs w:val="24"/>
+        </w:rPr>
+        <w:t>모두</w:t>
+      </w:r>
+      <w:r>
+        <w:rPr>
+          <w:rFonts w:ascii="Consolas" w:hAnsi="Consolas"/>
+          <w:sz w:val="24"/>
+          <w:szCs w:val="24"/>
+        </w:rPr>
+        <w:t xml:space="preserve"> </w:t>
+      </w:r>
+      <w:r>
+        <w:rPr>
+          <w:rFonts w:ascii="Consolas" w:hAnsi="Consolas" w:hint="eastAsia"/>
+          <w:sz w:val="24"/>
+          <w:szCs w:val="24"/>
+        </w:rPr>
+        <w:t>항상</w:t>
+      </w:r>
+      <w:r>
+        <w:rPr>
+          <w:rFonts w:ascii="Consolas" w:hAnsi="Consolas"/>
+          <w:sz w:val="24"/>
+          <w:szCs w:val="24"/>
+        </w:rPr>
+        <w:t xml:space="preserve"> </w:t>
+      </w:r>
+      <w:r>
+        <w:rPr>
+          <w:rFonts w:ascii="Consolas" w:hAnsi="Consolas" w:hint="eastAsia"/>
+          <w:sz w:val="24"/>
+          <w:szCs w:val="24"/>
+        </w:rPr>
+        <w:t>자신이</w:t>
+      </w:r>
+      <w:r>
+        <w:rPr>
+          <w:rFonts w:ascii="Consolas" w:hAnsi="Consolas"/>
+          <w:sz w:val="24"/>
+          <w:szCs w:val="24"/>
+        </w:rPr>
+        <w:t xml:space="preserve"> </w:t>
+      </w:r>
+      <w:r>
+        <w:rPr>
+          <w:rFonts w:ascii="Consolas" w:hAnsi="Consolas" w:hint="eastAsia"/>
+          <w:sz w:val="24"/>
+          <w:szCs w:val="24"/>
+        </w:rPr>
+        <w:t>이기기</w:t>
+      </w:r>
+      <w:r>
+        <w:rPr>
+          <w:rFonts w:ascii="Consolas" w:hAnsi="Consolas"/>
+          <w:sz w:val="24"/>
+          <w:szCs w:val="24"/>
+        </w:rPr>
+        <w:t xml:space="preserve"> </w:t>
+      </w:r>
+      <w:r>
+        <w:rPr>
+          <w:rFonts w:ascii="Consolas" w:hAnsi="Consolas" w:hint="eastAsia"/>
+          <w:sz w:val="24"/>
+          <w:szCs w:val="24"/>
+        </w:rPr>
+        <w:t>위해</w:t>
+      </w:r>
+      <w:r>
+        <w:rPr>
+          <w:rFonts w:ascii="Consolas" w:hAnsi="Consolas"/>
+          <w:sz w:val="24"/>
+          <w:szCs w:val="24"/>
+        </w:rPr>
+        <w:t xml:space="preserve"> </w:t>
+      </w:r>
+      <w:r>
+        <w:rPr>
+          <w:rFonts w:ascii="Consolas" w:hAnsi="Consolas" w:hint="eastAsia"/>
+          <w:sz w:val="24"/>
+          <w:szCs w:val="24"/>
+        </w:rPr>
+        <w:t>최선을</w:t>
+      </w:r>
+      <w:r>
+        <w:rPr>
+          <w:rFonts w:ascii="Consolas" w:hAnsi="Consolas"/>
+          <w:sz w:val="24"/>
+          <w:szCs w:val="24"/>
+        </w:rPr>
+        <w:t xml:space="preserve"> </w:t>
+      </w:r>
+      <w:r>
+        <w:rPr>
+          <w:rFonts w:ascii="Consolas" w:hAnsi="Consolas" w:hint="eastAsia"/>
+          <w:sz w:val="24"/>
+          <w:szCs w:val="24"/>
+        </w:rPr>
+        <w:t>다한다</w:t>
+      </w:r>
+      <w:r>
+        <w:rPr>
+          <w:rFonts w:ascii="Consolas" w:hAnsi="Consolas"/>
+          <w:sz w:val="24"/>
+          <w:szCs w:val="24"/>
+        </w:rPr>
+        <w:t>.</w:t>
+      </w:r>
+    </w:p>
+    <w:p>
+      <w:pPr>
+        <w:pStyle w:val="aa"/>
+        <w:rPr>
+          <w:rFonts w:ascii="Consolas" w:hAnsi="Consolas"/>
+          <w:sz w:val="24"/>
+          <w:szCs w:val="24"/>
+        </w:rPr>
+      </w:pPr>
+      <w:r>
+        <w:rPr>
+          <w:rFonts w:ascii="Consolas" w:hAnsi="Consolas"/>
+          <w:sz w:val="24"/>
+          <w:szCs w:val="24"/>
+        </w:rPr>
+        <w:t xml:space="preserve">1 </w:t>
+      </w:r>
+      <w:r>
+        <w:rPr>
+          <w:rFonts w:ascii="Consolas" w:hAnsi="Consolas" w:hint="eastAsia"/>
+          <w:sz w:val="24"/>
+          <w:szCs w:val="24"/>
+        </w:rPr>
+        <w:t>이상</w:t>
+      </w:r>
+      <w:r>
+        <w:rPr>
+          <w:rFonts w:ascii="Consolas" w:hAnsi="Consolas"/>
+          <w:sz w:val="24"/>
+          <w:szCs w:val="24"/>
+        </w:rPr>
+        <w:t xml:space="preserve"> 1000 </w:t>
+      </w:r>
+      <w:r>
+        <w:rPr>
+          <w:rFonts w:ascii="Consolas" w:hAnsi="Consolas" w:hint="eastAsia"/>
+          <w:sz w:val="24"/>
+          <w:szCs w:val="24"/>
+        </w:rPr>
+        <w:t>이하의</w:t>
+      </w:r>
+      <w:r>
+        <w:rPr>
+          <w:rFonts w:ascii="Consolas" w:hAnsi="Consolas"/>
+          <w:sz w:val="24"/>
+          <w:szCs w:val="24"/>
+        </w:rPr>
+        <w:t xml:space="preserve"> </w:t>
+      </w:r>
+      <w:r>
+        <w:rPr>
+          <w:rFonts w:ascii="Consolas" w:hAnsi="Consolas" w:hint="eastAsia"/>
+          <w:sz w:val="24"/>
+          <w:szCs w:val="24"/>
+        </w:rPr>
+        <w:t>모든</w:t>
+      </w:r>
+      <w:r>
+        <w:rPr>
+          <w:rFonts w:ascii="Consolas" w:hAnsi="Consolas"/>
+          <w:sz w:val="24"/>
+          <w:szCs w:val="24"/>
+        </w:rPr>
+        <w:t xml:space="preserve"> </w:t>
+      </w:r>
+      <w:r>
+        <w:rPr>
+          <w:rFonts w:ascii="Consolas" w:hAnsi="Consolas" w:hint="eastAsia"/>
+          <w:sz w:val="24"/>
+          <w:szCs w:val="24"/>
+        </w:rPr>
+        <w:t>자연수</w:t>
+      </w:r>
+      <w:r>
+        <w:rPr>
+          <w:rFonts w:ascii="Consolas" w:hAnsi="Consolas"/>
+          <w:sz w:val="24"/>
+          <w:szCs w:val="24"/>
+        </w:rPr>
+        <w:t xml:space="preserve"> </w:t>
+      </w:r>
+      <m:oMath>
         <m:r>
           <w:rPr>
             <w:rFonts w:ascii="Cambria Math" w:hAnsi="Cambria Math"/>
             <w:sz w:val="24"/>
             <w:szCs w:val="24"/>
           </w:rPr>
-          <m:t>y</m:t>
+          <m:t>n</m:t>
         </m:r>
-        <m:r>
-          <m:rPr>
-            <m:sty m:val="p"/>
-          </m:rPr>
-          <w:rPr>
-            <w:rFonts w:ascii="Cambria Math" w:hAnsi="Cambria Math"/>
-            <w:sz w:val="24"/>
-            <w:szCs w:val="24"/>
-          </w:rPr>
-          <m:t>,</m:t>
-        </m:r>
+      </m:oMath>
+      <w:r>
+        <w:rPr>
+          <w:rFonts w:ascii="Consolas" w:hAnsi="Consolas"/>
+          <w:sz w:val="24"/>
+          <w:szCs w:val="24"/>
+        </w:rPr>
+        <w:t xml:space="preserve"> </w:t>
+      </w:r>
+      <w:r>
+        <w:rPr>
+          <w:rFonts w:ascii="Consolas" w:hAnsi="Consolas" w:hint="eastAsia"/>
+          <w:sz w:val="24"/>
+          <w:szCs w:val="24"/>
+        </w:rPr>
+        <w:t>가운데</w:t>
+      </w:r>
+      <w:r>
+        <w:rPr>
+          <w:rFonts w:ascii="Consolas" w:hAnsi="Consolas"/>
+          <w:sz w:val="24"/>
+          <w:szCs w:val="24"/>
+        </w:rPr>
+        <w:t xml:space="preserve">, </w:t>
+      </w:r>
+      <w:r>
+        <w:rPr>
+          <w:rFonts w:ascii="Consolas" w:hAnsi="Consolas" w:hint="eastAsia"/>
+          <w:sz w:val="24"/>
+          <w:szCs w:val="24"/>
+        </w:rPr>
+        <w:t>위와</w:t>
+      </w:r>
+      <w:r>
+        <w:rPr>
+          <w:rFonts w:ascii="Consolas" w:hAnsi="Consolas"/>
+          <w:sz w:val="24"/>
+          <w:szCs w:val="24"/>
+        </w:rPr>
+        <w:t xml:space="preserve"> </w:t>
+      </w:r>
+      <w:r>
+        <w:rPr>
+          <w:rFonts w:ascii="Consolas" w:hAnsi="Consolas" w:hint="eastAsia"/>
+          <w:sz w:val="24"/>
+          <w:szCs w:val="24"/>
+        </w:rPr>
+        <w:t>같은</w:t>
+      </w:r>
+      <w:r>
+        <w:rPr>
+          <w:rFonts w:ascii="Consolas" w:hAnsi="Consolas"/>
+          <w:sz w:val="24"/>
+          <w:szCs w:val="24"/>
+        </w:rPr>
+        <w:t xml:space="preserve"> </w:t>
+      </w:r>
+      <w:r>
+        <w:rPr>
+          <w:rFonts w:ascii="Consolas" w:hAnsi="Consolas" w:hint="eastAsia"/>
+          <w:sz w:val="24"/>
+          <w:szCs w:val="24"/>
+        </w:rPr>
+        <w:t>게임에서</w:t>
+      </w:r>
+      <w:r>
+        <w:rPr>
+          <w:rFonts w:ascii="Consolas" w:hAnsi="Consolas"/>
+          <w:sz w:val="24"/>
+          <w:szCs w:val="24"/>
+        </w:rPr>
+        <w:t xml:space="preserve"> A</w:t>
+      </w:r>
+      <w:r>
+        <w:rPr>
+          <w:rFonts w:ascii="Consolas" w:hAnsi="Consolas" w:hint="eastAsia"/>
+          <w:sz w:val="24"/>
+          <w:szCs w:val="24"/>
+        </w:rPr>
+        <w:t>가</w:t>
+      </w:r>
+      <w:r>
+        <w:rPr>
+          <w:rFonts w:ascii="Consolas" w:hAnsi="Consolas"/>
+          <w:sz w:val="24"/>
+          <w:szCs w:val="24"/>
+        </w:rPr>
+        <w:t xml:space="preserve"> </w:t>
+      </w:r>
+      <w:r>
+        <w:rPr>
+          <w:rFonts w:ascii="Consolas" w:hAnsi="Consolas" w:hint="eastAsia"/>
+          <w:sz w:val="24"/>
+          <w:szCs w:val="24"/>
+        </w:rPr>
+        <w:t>이기도록</w:t>
+      </w:r>
+      <w:r>
+        <w:rPr>
+          <w:rFonts w:ascii="Consolas" w:hAnsi="Consolas"/>
+          <w:sz w:val="24"/>
+          <w:szCs w:val="24"/>
+        </w:rPr>
+        <w:t xml:space="preserve"> </w:t>
+      </w:r>
+      <w:r>
+        <w:rPr>
+          <w:rFonts w:ascii="Consolas" w:hAnsi="Consolas" w:hint="eastAsia"/>
+          <w:sz w:val="24"/>
+          <w:szCs w:val="24"/>
+        </w:rPr>
+        <w:t>하는</w:t>
+      </w:r>
+      <w:r>
+        <w:rPr>
+          <w:rFonts w:ascii="Consolas" w:hAnsi="Consolas"/>
+          <w:sz w:val="24"/>
+          <w:szCs w:val="24"/>
+        </w:rPr>
+        <w:t xml:space="preserve"> </w:t>
+      </w:r>
+      <m:oMath>
         <m:r>
           <w:rPr>
             <w:rFonts w:ascii="Cambria Math" w:hAnsi="Cambria Math"/>
             <w:sz w:val="24"/>
             <w:szCs w:val="24"/>
           </w:rPr>
-          <m:t>z</m:t>
-        </m:r>
-        <m:r>
-          <m:rPr>
-            <m:sty m:val="p"/>
-          </m:rPr>
-          <w:rPr>
-            <w:rFonts w:ascii="Cambria Math" w:hAnsi="Cambria Math"/>
-            <w:sz w:val="24"/>
-            <w:szCs w:val="24"/>
-          </w:rPr>
-          <m:t>)</m:t>
+          <m:t>n</m:t>
         </m:r>
       </m:oMath>
       <w:r>
         <w:rPr>
+          <w:rFonts w:ascii="Consolas" w:hAnsi="Consolas" w:hint="eastAsia"/>
+          <w:sz w:val="24"/>
+          <w:szCs w:val="24"/>
+        </w:rPr>
+        <w:t>의</w:t>
+      </w:r>
+      <w:r>
+        <w:rPr>
           <w:rFonts w:ascii="Consolas" w:hAnsi="Consolas"/>
           <w:sz w:val="24"/>
           <w:szCs w:val="24"/>
         </w:rPr>
-        <w:t>의</w:t>
+        <w:t xml:space="preserve"> </w:t>
+      </w:r>
+      <w:r>
+        <w:rPr>
+          <w:rFonts w:ascii="Consolas" w:hAnsi="Consolas" w:hint="eastAsia"/>
+          <w:sz w:val="24"/>
+          <w:szCs w:val="24"/>
+        </w:rPr>
+        <w:t>개수는</w:t>
       </w:r>
       <w:r>
         <w:rPr>
@@ -27047,363 +28161,12 @@
           <w:sz w:val="24"/>
           <w:szCs w:val="24"/>
         </w:rPr>
-        <w:t xml:space="preserve"> </w:t>
-      </w:r>
-      <w:r>
-        <w:rPr>
-          <w:rFonts w:ascii="Consolas" w:hAnsi="Consolas"/>
-          <w:sz w:val="24"/>
-          <w:szCs w:val="24"/>
-        </w:rPr>
-        <w:t>개수를</w:t>
-      </w:r>
-      <w:r>
-        <w:rPr>
-          <w:rFonts w:ascii="Consolas" w:hAnsi="Consolas"/>
-          <w:sz w:val="24"/>
-          <w:szCs w:val="24"/>
-        </w:rPr>
-        <w:t xml:space="preserve"> </w:t>
-      </w:r>
-      <w:r>
-        <w:rPr>
-          <w:rFonts w:ascii="Consolas" w:hAnsi="Consolas"/>
-          <w:sz w:val="24"/>
-          <w:szCs w:val="24"/>
-        </w:rPr>
-        <w:t>구하라</w:t>
-      </w:r>
-      <w:r>
-        <w:rPr>
-          <w:rFonts w:ascii="Consolas" w:hAnsi="Consolas"/>
-          <w:sz w:val="24"/>
-          <w:szCs w:val="24"/>
-        </w:rPr>
-        <w:t>.</w:t>
-      </w:r>
-    </w:p>
-    <w:p>
-      <w:pPr>
-        <w:pStyle w:val="Compact"/>
-        <w:numPr>
-          <w:ilvl w:val="0"/>
-          <w:numId w:val="44"/>
-        </w:numPr>
-        <w:rPr>
-          <w:rFonts w:ascii="Consolas" w:hAnsi="Consolas"/>
-        </w:rPr>
-      </w:pPr>
-      <m:oMath>
-        <m:r>
-          <w:rPr>
-            <w:rFonts w:ascii="Cambria Math" w:hAnsi="Cambria Math"/>
-          </w:rPr>
-          <m:t>1</m:t>
-        </m:r>
-        <m:r>
-          <m:rPr>
-            <m:sty m:val="p"/>
-          </m:rPr>
-          <w:rPr>
-            <w:rFonts w:ascii="Cambria Math" w:hAnsi="Cambria Math"/>
-          </w:rPr>
-          <m:t>≤</m:t>
-        </m:r>
-        <m:r>
-          <w:rPr>
-            <w:rFonts w:ascii="Cambria Math" w:hAnsi="Cambria Math"/>
-          </w:rPr>
-          <m:t>x</m:t>
-        </m:r>
-        <m:r>
-          <m:rPr>
-            <m:sty m:val="p"/>
-          </m:rPr>
-          <w:rPr>
-            <w:rFonts w:ascii="Cambria Math" w:hAnsi="Cambria Math"/>
-          </w:rPr>
-          <m:t>&lt;</m:t>
-        </m:r>
-        <m:r>
-          <w:rPr>
-            <w:rFonts w:ascii="Cambria Math" w:hAnsi="Cambria Math"/>
-          </w:rPr>
-          <m:t>y</m:t>
-        </m:r>
-        <m:r>
-          <m:rPr>
-            <m:sty m:val="p"/>
-          </m:rPr>
-          <w:rPr>
-            <w:rFonts w:ascii="Cambria Math" w:hAnsi="Cambria Math"/>
-          </w:rPr>
-          <m:t>&lt;</m:t>
-        </m:r>
-        <m:r>
-          <w:rPr>
-            <w:rFonts w:ascii="Cambria Math" w:hAnsi="Cambria Math"/>
-          </w:rPr>
-          <m:t>z</m:t>
-        </m:r>
-        <m:r>
-          <m:rPr>
-            <m:sty m:val="p"/>
-          </m:rPr>
-          <w:rPr>
-            <w:rFonts w:ascii="Cambria Math" w:hAnsi="Cambria Math"/>
-          </w:rPr>
-          <m:t>≤</m:t>
-        </m:r>
-        <m:r>
-          <w:rPr>
-            <w:rFonts w:ascii="Cambria Math" w:hAnsi="Cambria Math"/>
-          </w:rPr>
-          <m:t>30</m:t>
-        </m:r>
-      </m:oMath>
-    </w:p>
-    <w:p>
-      <w:pPr>
-        <w:pStyle w:val="Compact"/>
-        <w:numPr>
-          <w:ilvl w:val="0"/>
-          <w:numId w:val="44"/>
-        </w:numPr>
-        <w:rPr>
-          <w:rFonts w:ascii="Consolas" w:hAnsi="Consolas"/>
-        </w:rPr>
-      </w:pPr>
-      <w:r>
-        <w:rPr>
-          <w:rFonts w:ascii="Consolas" w:hAnsi="Consolas"/>
-        </w:rPr>
-        <w:t>세</w:t>
-      </w:r>
-      <w:r>
-        <w:rPr>
-          <w:rFonts w:ascii="Consolas" w:hAnsi="Consolas"/>
-        </w:rPr>
-        <w:t xml:space="preserve"> </w:t>
-      </w:r>
-      <w:r>
-        <w:rPr>
-          <w:rFonts w:ascii="Consolas" w:hAnsi="Consolas"/>
-        </w:rPr>
-        <w:t>수의</w:t>
-      </w:r>
-      <w:r>
-        <w:rPr>
-          <w:rFonts w:ascii="Consolas" w:hAnsi="Consolas"/>
-        </w:rPr>
-        <w:t xml:space="preserve"> </w:t>
-      </w:r>
-      <w:r>
-        <w:rPr>
-          <w:rFonts w:ascii="Consolas" w:hAnsi="Consolas"/>
-        </w:rPr>
-        <w:t>평균인</w:t>
-      </w:r>
-      <w:r>
-        <w:rPr>
-          <w:rFonts w:ascii="Consolas" w:hAnsi="Consolas"/>
-        </w:rPr>
-        <w:t xml:space="preserve"> </w:t>
-      </w:r>
-      <m:oMath>
-        <m:f>
-          <m:fPr>
-            <m:ctrlPr>
-              <w:rPr>
-                <w:rFonts w:ascii="Cambria Math" w:hAnsi="Cambria Math"/>
-              </w:rPr>
-            </m:ctrlPr>
-          </m:fPr>
-          <m:num>
-            <m:r>
-              <w:rPr>
-                <w:rFonts w:ascii="Cambria Math" w:hAnsi="Cambria Math"/>
-              </w:rPr>
-              <m:t>x</m:t>
-            </m:r>
-            <m:r>
-              <m:rPr>
-                <m:sty m:val="p"/>
-              </m:rPr>
-              <w:rPr>
-                <w:rFonts w:ascii="Cambria Math" w:hAnsi="Cambria Math"/>
-              </w:rPr>
-              <m:t>+</m:t>
-            </m:r>
-            <m:r>
-              <w:rPr>
-                <w:rFonts w:ascii="Cambria Math" w:hAnsi="Cambria Math"/>
-              </w:rPr>
-              <m:t>y</m:t>
-            </m:r>
-            <m:r>
-              <m:rPr>
-                <m:sty m:val="p"/>
-              </m:rPr>
-              <w:rPr>
-                <w:rFonts w:ascii="Cambria Math" w:hAnsi="Cambria Math"/>
-              </w:rPr>
-              <m:t>+</m:t>
-            </m:r>
-            <m:r>
-              <w:rPr>
-                <w:rFonts w:ascii="Cambria Math" w:hAnsi="Cambria Math"/>
-              </w:rPr>
-              <m:t>z</m:t>
-            </m:r>
-          </m:num>
-          <m:den>
-            <m:r>
-              <w:rPr>
-                <w:rFonts w:ascii="Cambria Math" w:hAnsi="Cambria Math"/>
-              </w:rPr>
-              <m:t>3</m:t>
-            </m:r>
-          </m:den>
-        </m:f>
-      </m:oMath>
-      <w:r>
-        <w:rPr>
-          <w:rFonts w:ascii="Consolas" w:hAnsi="Consolas"/>
-        </w:rPr>
-        <w:t>는</w:t>
-      </w:r>
-      <w:r>
-        <w:rPr>
-          <w:rFonts w:ascii="Consolas" w:hAnsi="Consolas"/>
-        </w:rPr>
-        <w:t xml:space="preserve"> </w:t>
-      </w:r>
-      <w:r>
-        <w:rPr>
-          <w:rFonts w:ascii="Consolas" w:hAnsi="Consolas"/>
-        </w:rPr>
-        <w:t>홀수</w:t>
-      </w:r>
-      <w:r>
-        <w:rPr>
-          <w:rFonts w:ascii="Consolas" w:hAnsi="Consolas"/>
-        </w:rPr>
-        <w:t>(</w:t>
-      </w:r>
-      <m:oMath>
-        <m:r>
-          <w:rPr>
-            <w:rFonts w:ascii="Cambria Math" w:hAnsi="Cambria Math"/>
-          </w:rPr>
-          <m:t>1</m:t>
-        </m:r>
-        <m:r>
-          <m:rPr>
-            <m:sty m:val="p"/>
-          </m:rPr>
-          <w:rPr>
-            <w:rFonts w:ascii="Cambria Math" w:hAnsi="Cambria Math"/>
-          </w:rPr>
-          <m:t>,</m:t>
-        </m:r>
-        <m:r>
-          <w:rPr>
-            <w:rFonts w:ascii="Cambria Math" w:hAnsi="Cambria Math"/>
-          </w:rPr>
-          <m:t>3</m:t>
-        </m:r>
-        <m:r>
-          <m:rPr>
-            <m:sty m:val="p"/>
-          </m:rPr>
-          <w:rPr>
-            <w:rFonts w:ascii="Cambria Math" w:hAnsi="Cambria Math"/>
-          </w:rPr>
-          <m:t>,</m:t>
-        </m:r>
-        <m:r>
-          <w:rPr>
-            <w:rFonts w:ascii="Cambria Math" w:hAnsi="Cambria Math"/>
-          </w:rPr>
-          <m:t>5</m:t>
-        </m:r>
-        <m:r>
-          <m:rPr>
-            <m:sty m:val="p"/>
-          </m:rPr>
-          <w:rPr>
-            <w:rFonts w:ascii="Cambria Math" w:hAnsi="Cambria Math"/>
-          </w:rPr>
-          <m:t>,</m:t>
-        </m:r>
-        <m:r>
-          <w:rPr>
-            <w:rFonts w:ascii="Cambria Math" w:hAnsi="Cambria Math"/>
-          </w:rPr>
-          <m:t>7</m:t>
-        </m:r>
-        <m:r>
-          <m:rPr>
-            <m:sty m:val="p"/>
-          </m:rPr>
-          <w:rPr>
-            <w:rFonts w:ascii="Cambria Math" w:hAnsi="Cambria Math"/>
-          </w:rPr>
-          <m:t>,</m:t>
-        </m:r>
-        <m:r>
-          <w:rPr>
-            <w:rFonts w:ascii="Cambria Math" w:hAnsi="Cambria Math"/>
-          </w:rPr>
-          <m:t>9</m:t>
-        </m:r>
-        <m:r>
-          <m:rPr>
-            <m:sty m:val="p"/>
-          </m:rPr>
-          <w:rPr>
-            <w:rFonts w:ascii="Cambria Math" w:hAnsi="Cambria Math"/>
-          </w:rPr>
-          <m:t>,</m:t>
-        </m:r>
-        <m:r>
-          <w:rPr>
-            <w:rFonts w:ascii="Cambria Math" w:hAnsi="Cambria Math"/>
-          </w:rPr>
-          <m:t>11</m:t>
-        </m:r>
-        <m:r>
-          <m:rPr>
-            <m:sty m:val="p"/>
-          </m:rPr>
-          <w:rPr>
-            <w:rFonts w:ascii="Cambria Math" w:hAnsi="Cambria Math"/>
-          </w:rPr>
-          <m:t>,…</m:t>
-        </m:r>
-      </m:oMath>
-      <w:r>
-        <w:rPr>
-          <w:rFonts w:ascii="Consolas" w:hAnsi="Consolas"/>
-        </w:rPr>
-        <w:t>)</w:t>
-      </w:r>
-      <w:r>
-        <w:rPr>
-          <w:rFonts w:ascii="Consolas" w:hAnsi="Consolas"/>
-        </w:rPr>
-        <w:t>이다</w:t>
-      </w:r>
-      <w:r>
-        <w:rPr>
-          <w:rFonts w:ascii="Consolas" w:hAnsi="Consolas"/>
-        </w:rPr>
-        <w:t xml:space="preserve">. </w:t>
+        <w:t>?</w:t>
       </w:r>
     </w:p>
     <w:tbl>
       <w:tblPr>
-        <w:tblW w:w="9360" w:type="dxa"/>
+        <w:tblW w:w="0" w:type="dxa"/>
         <w:tblBorders>
           <w:top w:val="single" w:sz="8" w:space="0" w:color="000000"/>
           <w:left w:val="single" w:sz="8" w:space="0" w:color="000000"/>
@@ -27598,6 +28361,9 @@
       <w:pPr>
         <w:rPr>
           <w:rFonts w:ascii="Consolas" w:eastAsiaTheme="minorHAnsi" w:hAnsi="Consolas" w:cs="Consolas"/>
+          <w:b/>
+          <w:bCs/>
+          <w:color w:val="FF0000"/>
           <w:sz w:val="24"/>
           <w:szCs w:val="24"/>
         </w:rPr>
@@ -27607,6 +28373,9 @@
       <w:pPr>
         <w:rPr>
           <w:rFonts w:ascii="Consolas" w:eastAsiaTheme="minorHAnsi" w:hAnsi="Consolas" w:cs="Consolas"/>
+          <w:b/>
+          <w:bCs/>
+          <w:color w:val="FF0000"/>
           <w:sz w:val="24"/>
           <w:szCs w:val="24"/>
         </w:rPr>
@@ -27616,6 +28385,9 @@
       <w:pPr>
         <w:rPr>
           <w:rFonts w:ascii="Consolas" w:eastAsiaTheme="minorHAnsi" w:hAnsi="Consolas" w:cs="Consolas"/>
+          <w:b/>
+          <w:bCs/>
+          <w:color w:val="FF0000"/>
           <w:sz w:val="24"/>
           <w:szCs w:val="24"/>
         </w:rPr>
@@ -27624,25 +28396,765 @@
     <w:p>
       <w:pPr>
         <w:rPr>
-          <w:rFonts w:ascii="Consolas" w:eastAsiaTheme="minorHAnsi" w:hAnsi="Consolas" w:cs="Consolas"/>
-          <w:sz w:val="24"/>
-          <w:szCs w:val="24"/>
-        </w:rPr>
-      </w:pPr>
+          <w:rFonts w:ascii="Consolas" w:eastAsiaTheme="minorHAnsi" w:hAnsi="Consolas" w:cs="Consolas" w:hint="eastAsia"/>
+          <w:b/>
+          <w:bCs/>
+          <w:color w:val="FF0000"/>
+          <w:sz w:val="24"/>
+          <w:szCs w:val="24"/>
+        </w:rPr>
+      </w:pPr>
+      <w:bookmarkStart w:id="0" w:name="_GoBack"/>
+      <w:bookmarkEnd w:id="0"/>
     </w:p>
     <w:p>
       <w:pPr>
-        <w:rPr>
-          <w:rFonts w:ascii="Consolas" w:eastAsiaTheme="minorHAnsi" w:hAnsi="Consolas" w:cs="Consolas"/>
-          <w:sz w:val="24"/>
-          <w:szCs w:val="24"/>
-        </w:rPr>
-      </w:pPr>
+        <w:pStyle w:val="FirstParagraph"/>
+        <w:numPr>
+          <w:ilvl w:val="0"/>
+          <w:numId w:val="21"/>
+        </w:numPr>
+        <w:rPr>
+          <w:rFonts w:ascii="Consolas" w:hAnsi="Consolas"/>
+        </w:rPr>
+      </w:pPr>
+      <w:r>
+        <w:rPr>
+          <w:rFonts w:ascii="Consolas" w:hAnsi="Consolas" w:hint="eastAsia"/>
+        </w:rPr>
+        <w:t>다음</w:t>
+      </w:r>
+      <w:r>
+        <w:rPr>
+          <w:rFonts w:ascii="Consolas" w:hAnsi="Consolas"/>
+        </w:rPr>
+        <w:t xml:space="preserve"> </w:t>
+      </w:r>
+      <w:r>
+        <w:rPr>
+          <w:rFonts w:ascii="Consolas" w:hAnsi="Consolas" w:hint="eastAsia"/>
+        </w:rPr>
+        <w:t>두</w:t>
+      </w:r>
+      <w:r>
+        <w:rPr>
+          <w:rFonts w:ascii="Consolas" w:hAnsi="Consolas"/>
+        </w:rPr>
+        <w:t xml:space="preserve"> </w:t>
+      </w:r>
+      <w:r>
+        <w:rPr>
+          <w:rFonts w:ascii="Consolas" w:hAnsi="Consolas" w:hint="eastAsia"/>
+        </w:rPr>
+        <w:t>조건을</w:t>
+      </w:r>
+      <w:r>
+        <w:rPr>
+          <w:rFonts w:ascii="Consolas" w:hAnsi="Consolas"/>
+        </w:rPr>
+        <w:t xml:space="preserve"> </w:t>
+      </w:r>
+      <w:r>
+        <w:rPr>
+          <w:rFonts w:ascii="Consolas" w:hAnsi="Consolas" w:hint="eastAsia"/>
+        </w:rPr>
+        <w:t>만족하는</w:t>
+      </w:r>
+      <w:r>
+        <w:rPr>
+          <w:rFonts w:ascii="Consolas" w:hAnsi="Consolas"/>
+        </w:rPr>
+        <w:t xml:space="preserve"> </w:t>
+      </w:r>
+      <w:r>
+        <w:rPr>
+          <w:rFonts w:ascii="Consolas" w:hAnsi="Consolas" w:hint="eastAsia"/>
+        </w:rPr>
+        <w:t>서로</w:t>
+      </w:r>
+      <w:r>
+        <w:rPr>
+          <w:rFonts w:ascii="Consolas" w:hAnsi="Consolas"/>
+        </w:rPr>
+        <w:t xml:space="preserve"> </w:t>
+      </w:r>
+      <w:r>
+        <w:rPr>
+          <w:rFonts w:ascii="Consolas" w:hAnsi="Consolas" w:hint="eastAsia"/>
+        </w:rPr>
+        <w:t>다른</w:t>
+      </w:r>
+      <w:r>
+        <w:rPr>
+          <w:rFonts w:ascii="Consolas" w:hAnsi="Consolas"/>
+        </w:rPr>
+        <w:t xml:space="preserve"> </w:t>
+      </w:r>
+      <w:r>
+        <w:rPr>
+          <w:rFonts w:ascii="Consolas" w:hAnsi="Consolas" w:hint="eastAsia"/>
+        </w:rPr>
+        <w:t>세</w:t>
+      </w:r>
+      <w:r>
+        <w:rPr>
+          <w:rFonts w:ascii="Consolas" w:hAnsi="Consolas"/>
+        </w:rPr>
+        <w:t xml:space="preserve"> </w:t>
+      </w:r>
+      <w:r>
+        <w:rPr>
+          <w:rFonts w:ascii="Consolas" w:hAnsi="Consolas" w:hint="eastAsia"/>
+        </w:rPr>
+        <w:t>정수의</w:t>
+      </w:r>
+      <w:r>
+        <w:rPr>
+          <w:rFonts w:ascii="Consolas" w:hAnsi="Consolas"/>
+        </w:rPr>
+        <w:t xml:space="preserve"> </w:t>
+      </w:r>
+      <w:r>
+        <w:rPr>
+          <w:rFonts w:ascii="Consolas" w:hAnsi="Consolas" w:hint="eastAsia"/>
+        </w:rPr>
+        <w:t>순서쌍</w:t>
+      </w:r>
+      <w:r>
+        <w:rPr>
+          <w:rFonts w:ascii="Consolas" w:hAnsi="Consolas"/>
+        </w:rPr>
+        <w:t xml:space="preserve"> </w:t>
+      </w:r>
+      <m:oMath>
+        <m:r>
+          <m:rPr>
+            <m:sty m:val="p"/>
+          </m:rPr>
+          <w:rPr>
+            <w:rFonts w:ascii="Cambria Math" w:hAnsi="Cambria Math"/>
+          </w:rPr>
+          <m:t>(</m:t>
+        </m:r>
+        <m:r>
+          <w:rPr>
+            <w:rFonts w:ascii="Cambria Math" w:hAnsi="Cambria Math"/>
+          </w:rPr>
+          <m:t>x</m:t>
+        </m:r>
+        <m:r>
+          <m:rPr>
+            <m:sty m:val="p"/>
+          </m:rPr>
+          <w:rPr>
+            <w:rFonts w:ascii="Cambria Math" w:hAnsi="Cambria Math"/>
+          </w:rPr>
+          <m:t>,</m:t>
+        </m:r>
+        <m:r>
+          <w:rPr>
+            <w:rFonts w:ascii="Cambria Math" w:hAnsi="Cambria Math"/>
+          </w:rPr>
+          <m:t>y</m:t>
+        </m:r>
+        <m:r>
+          <m:rPr>
+            <m:sty m:val="p"/>
+          </m:rPr>
+          <w:rPr>
+            <w:rFonts w:ascii="Cambria Math" w:hAnsi="Cambria Math"/>
+          </w:rPr>
+          <m:t>,</m:t>
+        </m:r>
+        <m:r>
+          <w:rPr>
+            <w:rFonts w:ascii="Cambria Math" w:hAnsi="Cambria Math"/>
+          </w:rPr>
+          <m:t>z</m:t>
+        </m:r>
+        <m:r>
+          <m:rPr>
+            <m:sty m:val="p"/>
+          </m:rPr>
+          <w:rPr>
+            <w:rFonts w:ascii="Cambria Math" w:hAnsi="Cambria Math"/>
+          </w:rPr>
+          <m:t>)</m:t>
+        </m:r>
+      </m:oMath>
+      <w:r>
+        <w:rPr>
+          <w:rFonts w:ascii="Consolas" w:hAnsi="Consolas" w:hint="eastAsia"/>
+        </w:rPr>
+        <w:t>의</w:t>
+      </w:r>
+      <w:r>
+        <w:rPr>
+          <w:rFonts w:ascii="Consolas" w:hAnsi="Consolas"/>
+        </w:rPr>
+        <w:t xml:space="preserve"> </w:t>
+      </w:r>
+      <w:r>
+        <w:rPr>
+          <w:rFonts w:ascii="Consolas" w:hAnsi="Consolas" w:hint="eastAsia"/>
+        </w:rPr>
+        <w:t>개수를</w:t>
+      </w:r>
+      <w:r>
+        <w:rPr>
+          <w:rFonts w:ascii="Consolas" w:hAnsi="Consolas"/>
+        </w:rPr>
+        <w:t xml:space="preserve"> </w:t>
+      </w:r>
+      <w:r>
+        <w:rPr>
+          <w:rFonts w:ascii="Consolas" w:hAnsi="Consolas" w:hint="eastAsia"/>
+        </w:rPr>
+        <w:t>구하라</w:t>
+      </w:r>
+      <w:r>
+        <w:rPr>
+          <w:rFonts w:ascii="Consolas" w:hAnsi="Consolas"/>
+        </w:rPr>
+        <w:t>.</w:t>
+      </w:r>
     </w:p>
     <w:p>
       <w:pPr>
-        <w:rPr>
-          <w:rFonts w:ascii="Consolas" w:eastAsiaTheme="minorHAnsi" w:hAnsi="Consolas" w:cs="Consolas"/>
+        <w:pStyle w:val="Compact"/>
+        <w:numPr>
+          <w:ilvl w:val="0"/>
+          <w:numId w:val="45"/>
+        </w:numPr>
+        <w:rPr>
+          <w:rFonts w:ascii="Consolas" w:hAnsi="Consolas"/>
+        </w:rPr>
+      </w:pPr>
+      <m:oMath>
+        <m:r>
+          <w:rPr>
+            <w:rFonts w:ascii="Cambria Math" w:hAnsi="Cambria Math"/>
+          </w:rPr>
+          <m:t>1</m:t>
+        </m:r>
+        <m:r>
+          <m:rPr>
+            <m:sty m:val="p"/>
+          </m:rPr>
+          <w:rPr>
+            <w:rFonts w:ascii="Cambria Math" w:hAnsi="Cambria Math"/>
+          </w:rPr>
+          <m:t>≤</m:t>
+        </m:r>
+        <m:r>
+          <w:rPr>
+            <w:rFonts w:ascii="Cambria Math" w:hAnsi="Cambria Math"/>
+          </w:rPr>
+          <m:t>x</m:t>
+        </m:r>
+        <m:r>
+          <m:rPr>
+            <m:sty m:val="p"/>
+          </m:rPr>
+          <w:rPr>
+            <w:rFonts w:ascii="Cambria Math" w:hAnsi="Cambria Math"/>
+          </w:rPr>
+          <m:t>&lt;</m:t>
+        </m:r>
+        <m:r>
+          <w:rPr>
+            <w:rFonts w:ascii="Cambria Math" w:hAnsi="Cambria Math"/>
+          </w:rPr>
+          <m:t>y</m:t>
+        </m:r>
+        <m:r>
+          <m:rPr>
+            <m:sty m:val="p"/>
+          </m:rPr>
+          <w:rPr>
+            <w:rFonts w:ascii="Cambria Math" w:hAnsi="Cambria Math"/>
+          </w:rPr>
+          <m:t>&lt;</m:t>
+        </m:r>
+        <m:r>
+          <w:rPr>
+            <w:rFonts w:ascii="Cambria Math" w:hAnsi="Cambria Math"/>
+          </w:rPr>
+          <m:t>z</m:t>
+        </m:r>
+        <m:r>
+          <m:rPr>
+            <m:sty m:val="p"/>
+          </m:rPr>
+          <w:rPr>
+            <w:rFonts w:ascii="Cambria Math" w:hAnsi="Cambria Math"/>
+          </w:rPr>
+          <m:t>≤</m:t>
+        </m:r>
+        <m:r>
+          <w:rPr>
+            <w:rFonts w:ascii="Cambria Math" w:hAnsi="Cambria Math"/>
+          </w:rPr>
+          <m:t>30</m:t>
+        </m:r>
+      </m:oMath>
+    </w:p>
+    <w:p>
+      <w:pPr>
+        <w:pStyle w:val="Compact"/>
+        <w:numPr>
+          <w:ilvl w:val="0"/>
+          <w:numId w:val="45"/>
+        </w:numPr>
+        <w:rPr>
+          <w:rFonts w:ascii="Consolas" w:hAnsi="Consolas"/>
+        </w:rPr>
+      </w:pPr>
+      <w:r>
+        <w:rPr>
+          <w:rFonts w:ascii="Consolas" w:hAnsi="Consolas" w:hint="eastAsia"/>
+        </w:rPr>
+        <w:t>세</w:t>
+      </w:r>
+      <w:r>
+        <w:rPr>
+          <w:rFonts w:ascii="Consolas" w:hAnsi="Consolas"/>
+        </w:rPr>
+        <w:t xml:space="preserve"> </w:t>
+      </w:r>
+      <w:r>
+        <w:rPr>
+          <w:rFonts w:ascii="Consolas" w:hAnsi="Consolas" w:hint="eastAsia"/>
+        </w:rPr>
+        <w:t>수의</w:t>
+      </w:r>
+      <w:r>
+        <w:rPr>
+          <w:rFonts w:ascii="Consolas" w:hAnsi="Consolas"/>
+        </w:rPr>
+        <w:t xml:space="preserve"> </w:t>
+      </w:r>
+      <w:r>
+        <w:rPr>
+          <w:rFonts w:ascii="Consolas" w:hAnsi="Consolas" w:hint="eastAsia"/>
+        </w:rPr>
+        <w:t>평균인</w:t>
+      </w:r>
+      <w:r>
+        <w:rPr>
+          <w:rFonts w:ascii="Consolas" w:hAnsi="Consolas"/>
+        </w:rPr>
+        <w:t xml:space="preserve"> </w:t>
+      </w:r>
+      <m:oMath>
+        <m:f>
+          <m:fPr>
+            <m:ctrlPr>
+              <w:rPr>
+                <w:rFonts w:ascii="Cambria Math" w:hAnsi="Cambria Math"/>
+              </w:rPr>
+            </m:ctrlPr>
+          </m:fPr>
+          <m:num>
+            <m:r>
+              <w:rPr>
+                <w:rFonts w:ascii="Cambria Math" w:hAnsi="Cambria Math"/>
+              </w:rPr>
+              <m:t>x</m:t>
+            </m:r>
+            <m:r>
+              <m:rPr>
+                <m:sty m:val="p"/>
+              </m:rPr>
+              <w:rPr>
+                <w:rFonts w:ascii="Cambria Math" w:hAnsi="Cambria Math"/>
+              </w:rPr>
+              <m:t>+</m:t>
+            </m:r>
+            <m:r>
+              <w:rPr>
+                <w:rFonts w:ascii="Cambria Math" w:hAnsi="Cambria Math"/>
+              </w:rPr>
+              <m:t>y</m:t>
+            </m:r>
+            <m:r>
+              <m:rPr>
+                <m:sty m:val="p"/>
+              </m:rPr>
+              <w:rPr>
+                <w:rFonts w:ascii="Cambria Math" w:hAnsi="Cambria Math"/>
+              </w:rPr>
+              <m:t>+</m:t>
+            </m:r>
+            <m:r>
+              <w:rPr>
+                <w:rFonts w:ascii="Cambria Math" w:hAnsi="Cambria Math"/>
+              </w:rPr>
+              <m:t>z</m:t>
+            </m:r>
+          </m:num>
+          <m:den>
+            <m:r>
+              <w:rPr>
+                <w:rFonts w:ascii="Cambria Math" w:hAnsi="Cambria Math"/>
+              </w:rPr>
+              <m:t>3</m:t>
+            </m:r>
+          </m:den>
+        </m:f>
+      </m:oMath>
+      <w:r>
+        <w:rPr>
+          <w:rFonts w:ascii="Consolas" w:hAnsi="Consolas" w:hint="eastAsia"/>
+        </w:rPr>
+        <w:t>는</w:t>
+      </w:r>
+      <w:r>
+        <w:rPr>
+          <w:rFonts w:ascii="Consolas" w:hAnsi="Consolas"/>
+        </w:rPr>
+        <w:t xml:space="preserve"> </w:t>
+      </w:r>
+      <w:r>
+        <w:rPr>
+          <w:rFonts w:ascii="Consolas" w:hAnsi="Consolas" w:hint="eastAsia"/>
+        </w:rPr>
+        <w:t>홀수</w:t>
+      </w:r>
+      <w:r>
+        <w:rPr>
+          <w:rFonts w:ascii="Consolas" w:hAnsi="Consolas"/>
+        </w:rPr>
+        <w:t>(</w:t>
+      </w:r>
+      <m:oMath>
+        <m:r>
+          <w:rPr>
+            <w:rFonts w:ascii="Cambria Math" w:hAnsi="Cambria Math"/>
+          </w:rPr>
+          <m:t>1</m:t>
+        </m:r>
+        <m:r>
+          <m:rPr>
+            <m:sty m:val="p"/>
+          </m:rPr>
+          <w:rPr>
+            <w:rFonts w:ascii="Cambria Math" w:hAnsi="Cambria Math"/>
+          </w:rPr>
+          <m:t>,</m:t>
+        </m:r>
+        <m:r>
+          <w:rPr>
+            <w:rFonts w:ascii="Cambria Math" w:hAnsi="Cambria Math"/>
+          </w:rPr>
+          <m:t>3</m:t>
+        </m:r>
+        <m:r>
+          <m:rPr>
+            <m:sty m:val="p"/>
+          </m:rPr>
+          <w:rPr>
+            <w:rFonts w:ascii="Cambria Math" w:hAnsi="Cambria Math"/>
+          </w:rPr>
+          <m:t>,</m:t>
+        </m:r>
+        <m:r>
+          <w:rPr>
+            <w:rFonts w:ascii="Cambria Math" w:hAnsi="Cambria Math"/>
+          </w:rPr>
+          <m:t>5</m:t>
+        </m:r>
+        <m:r>
+          <m:rPr>
+            <m:sty m:val="p"/>
+          </m:rPr>
+          <w:rPr>
+            <w:rFonts w:ascii="Cambria Math" w:hAnsi="Cambria Math"/>
+          </w:rPr>
+          <m:t>,</m:t>
+        </m:r>
+        <m:r>
+          <w:rPr>
+            <w:rFonts w:ascii="Cambria Math" w:hAnsi="Cambria Math"/>
+          </w:rPr>
+          <m:t>7</m:t>
+        </m:r>
+        <m:r>
+          <m:rPr>
+            <m:sty m:val="p"/>
+          </m:rPr>
+          <w:rPr>
+            <w:rFonts w:ascii="Cambria Math" w:hAnsi="Cambria Math"/>
+          </w:rPr>
+          <m:t>,</m:t>
+        </m:r>
+        <m:r>
+          <w:rPr>
+            <w:rFonts w:ascii="Cambria Math" w:hAnsi="Cambria Math"/>
+          </w:rPr>
+          <m:t>9</m:t>
+        </m:r>
+        <m:r>
+          <m:rPr>
+            <m:sty m:val="p"/>
+          </m:rPr>
+          <w:rPr>
+            <w:rFonts w:ascii="Cambria Math" w:hAnsi="Cambria Math"/>
+          </w:rPr>
+          <m:t>,</m:t>
+        </m:r>
+        <m:r>
+          <w:rPr>
+            <w:rFonts w:ascii="Cambria Math" w:hAnsi="Cambria Math"/>
+          </w:rPr>
+          <m:t>11</m:t>
+        </m:r>
+        <m:r>
+          <m:rPr>
+            <m:sty m:val="p"/>
+          </m:rPr>
+          <w:rPr>
+            <w:rFonts w:ascii="Cambria Math" w:hAnsi="Cambria Math"/>
+          </w:rPr>
+          <m:t>,…</m:t>
+        </m:r>
+      </m:oMath>
+      <w:r>
+        <w:rPr>
+          <w:rFonts w:ascii="Consolas" w:hAnsi="Consolas"/>
+        </w:rPr>
+        <w:t>)</w:t>
+      </w:r>
+      <w:r>
+        <w:rPr>
+          <w:rFonts w:ascii="Consolas" w:hAnsi="Consolas" w:hint="eastAsia"/>
+        </w:rPr>
+        <w:t>이다</w:t>
+      </w:r>
+      <w:r>
+        <w:rPr>
+          <w:rFonts w:ascii="Consolas" w:hAnsi="Consolas"/>
+        </w:rPr>
+        <w:t xml:space="preserve">. </w:t>
+      </w:r>
+    </w:p>
+    <w:tbl>
+      <w:tblPr>
+        <w:tblW w:w="0" w:type="dxa"/>
+        <w:tblBorders>
+          <w:top w:val="single" w:sz="8" w:space="0" w:color="000000"/>
+          <w:left w:val="single" w:sz="8" w:space="0" w:color="000000"/>
+          <w:bottom w:val="single" w:sz="8" w:space="0" w:color="000000"/>
+          <w:right w:val="single" w:sz="8" w:space="0" w:color="000000"/>
+          <w:insideH w:val="single" w:sz="8" w:space="0" w:color="000000"/>
+          <w:insideV w:val="single" w:sz="8" w:space="0" w:color="000000"/>
+        </w:tblBorders>
+        <w:tblLayout w:type="fixed"/>
+        <w:tblLook w:val="0600" w:firstRow="0" w:lastRow="0" w:firstColumn="0" w:lastColumn="0" w:noHBand="1" w:noVBand="1"/>
+      </w:tblPr>
+      <w:tblGrid>
+        <w:gridCol w:w="1872"/>
+        <w:gridCol w:w="1872"/>
+        <w:gridCol w:w="1872"/>
+        <w:gridCol w:w="1872"/>
+        <w:gridCol w:w="1872"/>
+      </w:tblGrid>
+      <w:tr>
+        <w:tc>
+          <w:tcPr>
+            <w:tcW w:w="1872" w:type="dxa"/>
+            <w:tcBorders>
+              <w:top w:val="single" w:sz="8" w:space="0" w:color="FFFFFF"/>
+              <w:left w:val="single" w:sz="8" w:space="0" w:color="FFFFFF"/>
+              <w:bottom w:val="single" w:sz="4" w:space="0" w:color="auto"/>
+              <w:right w:val="single" w:sz="8" w:space="0" w:color="FFFFFF"/>
+            </w:tcBorders>
+            <w:tcMar>
+              <w:top w:w="100" w:type="dxa"/>
+              <w:left w:w="100" w:type="dxa"/>
+              <w:bottom w:w="100" w:type="dxa"/>
+              <w:right w:w="100" w:type="dxa"/>
+            </w:tcMar>
+            <w:hideMark/>
+          </w:tcPr>
+          <w:p>
+            <w:pPr>
+              <w:widowControl w:val="0"/>
+              <w:spacing w:line="240" w:lineRule="auto"/>
+              <w:jc w:val="both"/>
+              <w:rPr>
+                <w:rFonts w:ascii="Consolas" w:eastAsiaTheme="minorHAnsi" w:hAnsi="Consolas" w:cs="Consolas"/>
+                <w:kern w:val="2"/>
+                <w:sz w:val="24"/>
+                <w:szCs w:val="24"/>
+              </w:rPr>
+            </w:pPr>
+            <w:bookmarkStart w:id="1" w:name="홀수-평균-11점"/>
+            <w:bookmarkEnd w:id="1"/>
+            <w:r>
+              <w:rPr>
+                <w:rFonts w:ascii="Consolas" w:eastAsiaTheme="minorHAnsi" w:hAnsi="Consolas" w:cs="Consolas"/>
+                <w:kern w:val="2"/>
+                <w:sz w:val="24"/>
+                <w:szCs w:val="24"/>
+              </w:rPr>
+              <w:t>정답</w:t>
+            </w:r>
+            <w:r>
+              <w:rPr>
+                <w:rFonts w:ascii="Consolas" w:eastAsiaTheme="minorHAnsi" w:hAnsi="Consolas" w:cs="Consolas"/>
+                <w:kern w:val="2"/>
+                <w:sz w:val="24"/>
+                <w:szCs w:val="24"/>
+              </w:rPr>
+              <w:t xml:space="preserve">: </w:t>
+            </w:r>
+          </w:p>
+        </w:tc>
+        <w:tc>
+          <w:tcPr>
+            <w:tcW w:w="1872" w:type="dxa"/>
+            <w:tcBorders>
+              <w:top w:val="single" w:sz="8" w:space="0" w:color="FFFFFF"/>
+              <w:left w:val="single" w:sz="8" w:space="0" w:color="FFFFFF"/>
+              <w:bottom w:val="single" w:sz="4" w:space="0" w:color="auto"/>
+              <w:right w:val="single" w:sz="8" w:space="0" w:color="FFFFFF"/>
+            </w:tcBorders>
+            <w:tcMar>
+              <w:top w:w="100" w:type="dxa"/>
+              <w:left w:w="100" w:type="dxa"/>
+              <w:bottom w:w="100" w:type="dxa"/>
+              <w:right w:w="100" w:type="dxa"/>
+            </w:tcMar>
+          </w:tcPr>
+          <w:p>
+            <w:pPr>
+              <w:widowControl w:val="0"/>
+              <w:spacing w:line="240" w:lineRule="auto"/>
+              <w:jc w:val="both"/>
+              <w:rPr>
+                <w:rFonts w:ascii="Consolas" w:eastAsiaTheme="minorHAnsi" w:hAnsi="Consolas" w:cs="Consolas"/>
+                <w:kern w:val="2"/>
+                <w:sz w:val="24"/>
+                <w:szCs w:val="24"/>
+              </w:rPr>
+            </w:pPr>
+          </w:p>
+        </w:tc>
+        <w:tc>
+          <w:tcPr>
+            <w:tcW w:w="1872" w:type="dxa"/>
+            <w:tcBorders>
+              <w:top w:val="single" w:sz="8" w:space="0" w:color="FFFFFF"/>
+              <w:left w:val="single" w:sz="8" w:space="0" w:color="FFFFFF"/>
+              <w:bottom w:val="single" w:sz="4" w:space="0" w:color="auto"/>
+              <w:right w:val="single" w:sz="8" w:space="0" w:color="FFFFFF"/>
+            </w:tcBorders>
+            <w:tcMar>
+              <w:top w:w="100" w:type="dxa"/>
+              <w:left w:w="100" w:type="dxa"/>
+              <w:bottom w:w="100" w:type="dxa"/>
+              <w:right w:w="100" w:type="dxa"/>
+            </w:tcMar>
+          </w:tcPr>
+          <w:p>
+            <w:pPr>
+              <w:widowControl w:val="0"/>
+              <w:spacing w:line="240" w:lineRule="auto"/>
+              <w:jc w:val="both"/>
+              <w:rPr>
+                <w:rFonts w:ascii="Consolas" w:eastAsiaTheme="minorHAnsi" w:hAnsi="Consolas" w:cs="Consolas"/>
+                <w:kern w:val="2"/>
+                <w:sz w:val="24"/>
+                <w:szCs w:val="24"/>
+              </w:rPr>
+            </w:pPr>
+          </w:p>
+        </w:tc>
+        <w:tc>
+          <w:tcPr>
+            <w:tcW w:w="1872" w:type="dxa"/>
+            <w:tcBorders>
+              <w:top w:val="single" w:sz="8" w:space="0" w:color="FFFFFF"/>
+              <w:left w:val="single" w:sz="8" w:space="0" w:color="FFFFFF"/>
+              <w:bottom w:val="single" w:sz="4" w:space="0" w:color="auto"/>
+              <w:right w:val="single" w:sz="8" w:space="0" w:color="FFFFFF"/>
+            </w:tcBorders>
+            <w:tcMar>
+              <w:top w:w="100" w:type="dxa"/>
+              <w:left w:w="100" w:type="dxa"/>
+              <w:bottom w:w="100" w:type="dxa"/>
+              <w:right w:w="100" w:type="dxa"/>
+            </w:tcMar>
+          </w:tcPr>
+          <w:p>
+            <w:pPr>
+              <w:widowControl w:val="0"/>
+              <w:spacing w:line="240" w:lineRule="auto"/>
+              <w:jc w:val="both"/>
+              <w:rPr>
+                <w:rFonts w:ascii="Consolas" w:eastAsiaTheme="minorHAnsi" w:hAnsi="Consolas" w:cs="Consolas"/>
+                <w:kern w:val="2"/>
+                <w:sz w:val="24"/>
+                <w:szCs w:val="24"/>
+              </w:rPr>
+            </w:pPr>
+          </w:p>
+        </w:tc>
+        <w:tc>
+          <w:tcPr>
+            <w:tcW w:w="1872" w:type="dxa"/>
+            <w:tcBorders>
+              <w:top w:val="single" w:sz="8" w:space="0" w:color="FFFFFF"/>
+              <w:left w:val="single" w:sz="8" w:space="0" w:color="FFFFFF"/>
+              <w:bottom w:val="single" w:sz="4" w:space="0" w:color="auto"/>
+              <w:right w:val="single" w:sz="8" w:space="0" w:color="FFFFFF"/>
+            </w:tcBorders>
+            <w:tcMar>
+              <w:top w:w="100" w:type="dxa"/>
+              <w:left w:w="100" w:type="dxa"/>
+              <w:bottom w:w="100" w:type="dxa"/>
+              <w:right w:w="100" w:type="dxa"/>
+            </w:tcMar>
+          </w:tcPr>
+          <w:p>
+            <w:pPr>
+              <w:widowControl w:val="0"/>
+              <w:spacing w:line="240" w:lineRule="auto"/>
+              <w:jc w:val="both"/>
+              <w:rPr>
+                <w:rFonts w:ascii="Consolas" w:eastAsiaTheme="minorHAnsi" w:hAnsi="Consolas" w:cs="Consolas"/>
+                <w:kern w:val="2"/>
+                <w:sz w:val="24"/>
+                <w:szCs w:val="24"/>
+              </w:rPr>
+            </w:pPr>
+          </w:p>
+        </w:tc>
+      </w:tr>
+    </w:tbl>
+    <w:p>
+      <w:pPr>
+        <w:rPr>
+          <w:rFonts w:ascii="Consolas" w:eastAsiaTheme="minorHAnsi" w:hAnsi="Consolas" w:cs="Consolas"/>
+          <w:sz w:val="24"/>
+          <w:szCs w:val="24"/>
+        </w:rPr>
+      </w:pPr>
+    </w:p>
+    <w:p>
+      <w:pPr>
+        <w:rPr>
+          <w:rFonts w:ascii="Consolas" w:eastAsiaTheme="minorHAnsi" w:hAnsi="Consolas" w:cs="Consolas"/>
+          <w:sz w:val="24"/>
+          <w:szCs w:val="24"/>
+        </w:rPr>
+      </w:pPr>
+    </w:p>
+    <w:p>
+      <w:pPr>
+        <w:rPr>
+          <w:rFonts w:ascii="Consolas" w:eastAsiaTheme="minorHAnsi" w:hAnsi="Consolas" w:cs="Consolas" w:hint="eastAsia"/>
           <w:sz w:val="24"/>
           <w:szCs w:val="24"/>
         </w:rPr>
@@ -27752,7 +29264,7 @@
                 <w:bCs/>
                 <w:noProof/>
               </w:rPr>
-              <w:t>12</w:t>
+              <w:t>14</w:t>
             </w:r>
             <w:r>
               <w:rPr>
@@ -27800,7 +29312,7 @@
                 <w:bCs/>
                 <w:noProof/>
               </w:rPr>
-              <w:t>13</w:t>
+              <w:t>14</w:t>
             </w:r>
             <w:r>
               <w:rPr>
@@ -27956,7 +29468,7 @@
                 <w:bCs/>
                 <w:noProof/>
               </w:rPr>
-              <w:t>11</w:t>
+              <w:t>13</w:t>
             </w:r>
             <w:r>
               <w:rPr>
@@ -28004,7 +29516,7 @@
                 <w:bCs/>
                 <w:noProof/>
               </w:rPr>
-              <w:t>13</w:t>
+              <w:t>14</w:t>
             </w:r>
             <w:r>
               <w:rPr>
@@ -32388,6 +33900,18 @@
   </w:num>
   <w:num w:numId="44">
     <w:abstractNumId w:val="0"/>
+  </w:num>
+  <w:num w:numId="45">
+    <w:abstractNumId w:val="0"/>
+    <w:lvlOverride w:ilvl="0"/>
+    <w:lvlOverride w:ilvl="1"/>
+    <w:lvlOverride w:ilvl="2"/>
+    <w:lvlOverride w:ilvl="3"/>
+    <w:lvlOverride w:ilvl="4"/>
+    <w:lvlOverride w:ilvl="5"/>
+    <w:lvlOverride w:ilvl="6"/>
+    <w:lvlOverride w:ilvl="7"/>
+    <w:lvlOverride w:ilvl="8"/>
   </w:num>
 </w:numbering>
 </file>
@@ -32785,7 +34309,7 @@
   </w:latentStyles>
   <w:style w:type="paragraph" w:default="1" w:styleId="a">
     <w:name w:val="Normal"/>
-    <w:rsid w:val="00BF3975"/>
+    <w:rsid w:val="000C00A3"/>
     <w:pPr>
       <w:spacing w:after="0" w:line="276" w:lineRule="auto"/>
       <w:jc w:val="left"/>
